--- a/Week_01/Day_05/Lab/Day_05_Lab_Guide.docx
+++ b/Week_01/Day_05/Lab/Day_05_Lab_Guide.docx
@@ -1,6 +1,6 @@
 
 <file path=word/document.xml><?xml version="1.0" encoding="utf-8"?>
-<w:document xmlns:wpc="http://schemas.microsoft.com/office/word/2010/wordprocessingCanvas" xmlns:mo="http://schemas.microsoft.com/office/mac/office/2008/main" xmlns:mc="http://schemas.openxmlformats.org/markup-compatibility/2006" xmlns:mv="urn:schemas-microsoft-com:mac:vml" xmlns:o="urn:schemas-microsoft-com:office:office" xmlns:r="http://schemas.openxmlformats.org/officeDocument/2006/relationships" xmlns:m="http://schemas.openxmlformats.org/officeDocument/2006/math" xmlns:v="urn:schemas-microsoft-com:vml" xmlns:wp14="http://schemas.microsoft.com/office/word/2010/wordprocessingDrawing" xmlns:wp="http://schemas.openxmlformats.org/drawingml/2006/wordprocessingDrawing" xmlns:w10="urn:schemas-microsoft-com:office:word" xmlns:w="http://schemas.openxmlformats.org/wordprocessingml/2006/main" xmlns:w14="http://schemas.microsoft.com/office/word/2010/wordml" xmlns:wpg="http://schemas.microsoft.com/office/word/2010/wordprocessingGroup" xmlns:wpi="http://schemas.microsoft.com/office/word/2010/wordprocessingInk" xmlns:wne="http://schemas.microsoft.com/office/word/2006/wordml" xmlns:wps="http://schemas.microsoft.com/office/word/2010/wordprocessingShape" mc:Ignorable="w14 wp14">
+<w:document xmlns:ns1="http://schemas.openxmlformats.org/markup-compatibility/2006" xmlns:w="http://schemas.openxmlformats.org/wordprocessingml/2006/main" ns1:Ignorable="w14 wp14">
   <w:body>
     <w:p>
       <w:pPr>
@@ -52,7 +52,7 @@
     </w:p>
     <w:p>
       <w:r>
-        <w:t>• Python 3.8+ with kafka-python and pandas packages (`pip install kafka-python pandas`).</w:t>
+        <w:t>• Python 3.8+ with Kafka and Avro client packages: `python3 -m pip install --user kafka-python confluent-kafka fastavro httpx authlib cachetools attrs`.</w:t>
       </w:r>
     </w:p>
     <w:p>
@@ -84,8 +84,18 @@
     </w:p>
     <w:p>
       <w:r>
+        <w:t>Validated runtime note: the supplied compose file uses internal Kafka listener `kafka:29092` and host listener `localhost:9092`, JSON converters for Debezium CDC, and `debezium/postgres:15` so PostgreSQL logical decoding works.</w:t>
+      </w:r>
+    </w:p>
+    <w:p>
+      <w:r>
         <w:t>This will spin up ZooKeeper, Kafka, Schema Registry, Kafka Connect (Debezium), PostgreSQL, MySQL and Kafka UI.  Wait a few minutes until all services are healthy.  Access Kafka UI at http://localhost:8080 to verify the cluster is running.</w:t>
         <w:br/>
+      </w:r>
+    </w:p>
+    <w:p>
+      <w:r>
+        <w:t>For the MySQL connector, ensure the Debezium user has replication privileges. If inventory records do not appear, run: `docker compose exec mysql mysql -uroot -pdbz -e "GRANT SELECT, RELOAD, SHOW DATABASES, REPLICATION SLAVE, REPLICATION CLIENT, LOCK TABLES ON *.* TO 'debezium'@'%'; FLUSH PRIVILEGES;"` then restart the inventory connector.</w:t>
       </w:r>
     </w:p>
     <w:p>
@@ -122,6 +132,11 @@
       <w:r>
         <w:t>Open Kafka UI and navigate to the Topics page.  You should see topics such as `northstar.orders.public.orders` and `northstar.inventory.inventorydb.inventory`.  When you insert, update or delete rows in the databases, events will appear in these topics.</w:t>
         <w:br/>
+      </w:r>
+    </w:p>
+    <w:p>
+      <w:r>
+        <w:t>Validated note: the Schema Registry subject created by the practical Avro exercise is `northstar.logistics.avro-value`; CDC topics are JSON in this local validation run.</w:t>
       </w:r>
     </w:p>
     <w:p>
@@ -184,8 +199,12 @@
     </w:p>
     <w:p>
       <w:r>
-        <w:t>If desired, explore the Schema Registry UI (available via Kafka UI) to inspect the Avro schemas for each topic.  Each topic’s schema defines the fields and data types.  Try evolving a schema (e.g. adding a nullable column) and observe the compatibility rules.</w:t>
-        <w:br/>
+        <w:t>Schema Registry practical exercise: CDC topics in this validated local stack use JSON converters, so they do not automatically register Avro subjects. To perform a real Schema Registry lab, run the provided Avro logistics producer and consumer described below.</w:t>
+      </w:r>
+    </w:p>
+    <w:p>
+      <w:r>
+        <w:t>Run `python3 avro_logistics_producer.py`. This reads `logistics.csv`, validates rows, serializes valid rows as Avro, registers the schema in Schema Registry, and writes to Kafka topic `northstar.logistics.avro`.</w:t>
       </w:r>
     </w:p>
     <w:p>
@@ -198,7 +217,17 @@
     </w:p>
     <w:p>
       <w:r>
+        <w:t>Verify the registered subject: `curl -s http://localhost:8081/subjects` should include `northstar.logistics.avro-value`. Fetch the schema with: `curl -s http://localhost:8081/subjects/northstar.logistics.avro-value/versions/latest`.</w:t>
+      </w:r>
+    </w:p>
+    <w:p>
+      <w:r>
         <w:t>From within the Postgres and MySQL containers, insert, update and delete rows to see Debezium capture the changes.  For example:</w:t>
+      </w:r>
+    </w:p>
+    <w:p>
+      <w:r>
+        <w:t>Run `python3 avro_logistics_consumer.py`. This consumes Avro records from `northstar.logistics.avro` and uses Schema Registry to deserialize them back into Python dictionaries.</w:t>
       </w:r>
     </w:p>
     <w:p>
@@ -215,6 +244,11 @@
         <w:t># Connect to MySQL</w:t>
         <w:br/>
         <w:t>docker compose exec mysql mysql -udebezium -pdbz -e "UPDATE inventorydb.inventory SET quantity = quantity - 10 WHERE product_name = 'Widget A';"</w:t>
+      </w:r>
+    </w:p>
+    <w:p>
+      <w:r>
+        <w:t>Expected evidence: four valid logistics records are consumed from `northstar.logistics.avro`; the invalid shipment row is skipped for the Avro topic and still belongs in the JSON DLQ flow.</w:t>
       </w:r>
     </w:p>
     <w:p>

--- a/Week_01/Day_05/Lab/Day_05_Lab_Guide.docx
+++ b/Week_01/Day_05/Lab/Day_05_Lab_Guide.docx
@@ -44,9 +44,7 @@
         </w:rPr>
       </w:pPr>
       <w:r>
-        <w:rPr>
-          <w:rFonts w:ascii="Calibri" w:hAnsi="Calibri"/>
-        </w:rPr>
+        <w:rPr/>
         <w:t>What Students Will Build</w:t>
       </w:r>
     </w:p>
@@ -110,6 +108,7 @@
             <w:pPr>
               <w:pStyle w:val="Normal"/>
               <w:widowControl/>
+              <w:suppressAutoHyphens w:val="true"/>
               <w:spacing w:lineRule="auto" w:line="240" w:before="0" w:after="0"/>
               <w:jc w:val="start"/>
               <w:rPr>
@@ -140,6 +139,7 @@
             <w:pPr>
               <w:pStyle w:val="Normal"/>
               <w:widowControl/>
+              <w:suppressAutoHyphens w:val="true"/>
               <w:spacing w:lineRule="auto" w:line="240" w:before="0" w:after="0"/>
               <w:jc w:val="start"/>
               <w:rPr>
@@ -170,6 +170,7 @@
             <w:pPr>
               <w:pStyle w:val="Normal"/>
               <w:widowControl/>
+              <w:suppressAutoHyphens w:val="true"/>
               <w:spacing w:lineRule="auto" w:line="240" w:before="0" w:after="0"/>
               <w:jc w:val="start"/>
               <w:rPr>
@@ -202,6 +203,7 @@
             <w:pPr>
               <w:pStyle w:val="Normal"/>
               <w:widowControl/>
+              <w:suppressAutoHyphens w:val="true"/>
               <w:spacing w:lineRule="auto" w:line="240" w:before="0" w:after="0"/>
               <w:jc w:val="start"/>
               <w:rPr>
@@ -231,6 +233,7 @@
             <w:pPr>
               <w:pStyle w:val="Normal"/>
               <w:widowControl/>
+              <w:suppressAutoHyphens w:val="true"/>
               <w:spacing w:lineRule="auto" w:line="240" w:before="0" w:after="0"/>
               <w:jc w:val="start"/>
               <w:rPr>
@@ -260,6 +263,7 @@
             <w:pPr>
               <w:pStyle w:val="Normal"/>
               <w:widowControl/>
+              <w:suppressAutoHyphens w:val="true"/>
               <w:spacing w:lineRule="auto" w:line="240" w:before="0" w:after="0"/>
               <w:jc w:val="start"/>
               <w:rPr>
@@ -292,6 +296,7 @@
             <w:pPr>
               <w:pStyle w:val="Normal"/>
               <w:widowControl/>
+              <w:suppressAutoHyphens w:val="true"/>
               <w:spacing w:lineRule="auto" w:line="240" w:before="0" w:after="0"/>
               <w:jc w:val="start"/>
               <w:rPr>
@@ -321,6 +326,7 @@
             <w:pPr>
               <w:pStyle w:val="Normal"/>
               <w:widowControl/>
+              <w:suppressAutoHyphens w:val="true"/>
               <w:spacing w:lineRule="auto" w:line="240" w:before="0" w:after="0"/>
               <w:jc w:val="start"/>
               <w:rPr>
@@ -350,6 +356,7 @@
             <w:pPr>
               <w:pStyle w:val="Normal"/>
               <w:widowControl/>
+              <w:suppressAutoHyphens w:val="true"/>
               <w:spacing w:lineRule="auto" w:line="240" w:before="0" w:after="0"/>
               <w:jc w:val="start"/>
               <w:rPr>
@@ -382,6 +389,7 @@
             <w:pPr>
               <w:pStyle w:val="Normal"/>
               <w:widowControl/>
+              <w:suppressAutoHyphens w:val="true"/>
               <w:spacing w:lineRule="auto" w:line="240" w:before="0" w:after="0"/>
               <w:jc w:val="start"/>
               <w:rPr>
@@ -411,6 +419,7 @@
             <w:pPr>
               <w:pStyle w:val="Normal"/>
               <w:widowControl/>
+              <w:suppressAutoHyphens w:val="true"/>
               <w:spacing w:lineRule="auto" w:line="240" w:before="0" w:after="0"/>
               <w:jc w:val="start"/>
               <w:rPr>
@@ -440,6 +449,7 @@
             <w:pPr>
               <w:pStyle w:val="Normal"/>
               <w:widowControl/>
+              <w:suppressAutoHyphens w:val="true"/>
               <w:spacing w:lineRule="auto" w:line="240" w:before="0" w:after="0"/>
               <w:jc w:val="start"/>
               <w:rPr>
@@ -472,6 +482,7 @@
             <w:pPr>
               <w:pStyle w:val="Normal"/>
               <w:widowControl/>
+              <w:suppressAutoHyphens w:val="true"/>
               <w:spacing w:lineRule="auto" w:line="240" w:before="0" w:after="0"/>
               <w:jc w:val="start"/>
               <w:rPr>
@@ -501,6 +512,7 @@
             <w:pPr>
               <w:pStyle w:val="Normal"/>
               <w:widowControl/>
+              <w:suppressAutoHyphens w:val="true"/>
               <w:spacing w:lineRule="auto" w:line="240" w:before="0" w:after="0"/>
               <w:jc w:val="start"/>
               <w:rPr>
@@ -530,6 +542,7 @@
             <w:pPr>
               <w:pStyle w:val="Normal"/>
               <w:widowControl/>
+              <w:suppressAutoHyphens w:val="true"/>
               <w:spacing w:lineRule="auto" w:line="240" w:before="0" w:after="0"/>
               <w:jc w:val="start"/>
               <w:rPr>
@@ -560,9 +573,7 @@
         </w:rPr>
       </w:pPr>
       <w:r>
-        <w:rPr>
-          <w:rFonts w:ascii="Calibri" w:hAnsi="Calibri"/>
-        </w:rPr>
+        <w:rPr/>
         <w:t>Prerequisites</w:t>
       </w:r>
     </w:p>
@@ -630,9 +641,7 @@
         </w:rPr>
       </w:pPr>
       <w:r>
-        <w:rPr>
-          <w:rFonts w:ascii="Calibri" w:hAnsi="Calibri"/>
-        </w:rPr>
+        <w:rPr/>
         <w:t>Slide Topic Map for the Lab</w:t>
       </w:r>
     </w:p>
@@ -685,6 +694,7 @@
             <w:pPr>
               <w:pStyle w:val="Normal"/>
               <w:widowControl/>
+              <w:suppressAutoHyphens w:val="true"/>
               <w:spacing w:lineRule="auto" w:line="240" w:before="0" w:after="0"/>
               <w:jc w:val="start"/>
               <w:rPr>
@@ -718,6 +728,7 @@
             <w:pPr>
               <w:pStyle w:val="Normal"/>
               <w:widowControl/>
+              <w:suppressAutoHyphens w:val="true"/>
               <w:spacing w:lineRule="auto" w:line="240" w:before="0" w:after="0"/>
               <w:jc w:val="start"/>
               <w:rPr>
@@ -751,6 +762,7 @@
             <w:pPr>
               <w:pStyle w:val="Normal"/>
               <w:widowControl/>
+              <w:suppressAutoHyphens w:val="true"/>
               <w:spacing w:lineRule="auto" w:line="240" w:before="0" w:after="0"/>
               <w:jc w:val="start"/>
               <w:rPr>
@@ -784,6 +796,7 @@
             <w:pPr>
               <w:pStyle w:val="Normal"/>
               <w:widowControl/>
+              <w:suppressAutoHyphens w:val="true"/>
               <w:spacing w:lineRule="auto" w:line="240" w:before="0" w:after="0"/>
               <w:jc w:val="start"/>
               <w:rPr>
@@ -819,6 +832,7 @@
             <w:pPr>
               <w:pStyle w:val="Normal"/>
               <w:widowControl/>
+              <w:suppressAutoHyphens w:val="true"/>
               <w:spacing w:lineRule="auto" w:line="240" w:before="0" w:after="0"/>
               <w:jc w:val="start"/>
               <w:rPr>
@@ -851,6 +865,7 @@
             <w:pPr>
               <w:pStyle w:val="Normal"/>
               <w:widowControl/>
+              <w:suppressAutoHyphens w:val="true"/>
               <w:spacing w:lineRule="auto" w:line="240" w:before="0" w:after="0"/>
               <w:jc w:val="start"/>
               <w:rPr>
@@ -883,6 +898,7 @@
             <w:pPr>
               <w:pStyle w:val="Normal"/>
               <w:widowControl/>
+              <w:suppressAutoHyphens w:val="true"/>
               <w:spacing w:lineRule="auto" w:line="240" w:before="0" w:after="0"/>
               <w:jc w:val="start"/>
               <w:rPr>
@@ -915,6 +931,7 @@
             <w:pPr>
               <w:pStyle w:val="Normal"/>
               <w:widowControl/>
+              <w:suppressAutoHyphens w:val="true"/>
               <w:spacing w:lineRule="auto" w:line="240" w:before="0" w:after="0"/>
               <w:jc w:val="start"/>
               <w:rPr>
@@ -950,6 +967,7 @@
             <w:pPr>
               <w:pStyle w:val="Normal"/>
               <w:widowControl/>
+              <w:suppressAutoHyphens w:val="true"/>
               <w:spacing w:lineRule="auto" w:line="240" w:before="0" w:after="0"/>
               <w:jc w:val="start"/>
               <w:rPr>
@@ -982,6 +1000,7 @@
             <w:pPr>
               <w:pStyle w:val="Normal"/>
               <w:widowControl/>
+              <w:suppressAutoHyphens w:val="true"/>
               <w:spacing w:lineRule="auto" w:line="240" w:before="0" w:after="0"/>
               <w:jc w:val="start"/>
               <w:rPr>
@@ -1014,6 +1033,7 @@
             <w:pPr>
               <w:pStyle w:val="Normal"/>
               <w:widowControl/>
+              <w:suppressAutoHyphens w:val="true"/>
               <w:spacing w:lineRule="auto" w:line="240" w:before="0" w:after="0"/>
               <w:jc w:val="start"/>
               <w:rPr>
@@ -1046,6 +1066,7 @@
             <w:pPr>
               <w:pStyle w:val="Normal"/>
               <w:widowControl/>
+              <w:suppressAutoHyphens w:val="true"/>
               <w:spacing w:lineRule="auto" w:line="240" w:before="0" w:after="0"/>
               <w:jc w:val="start"/>
               <w:rPr>
@@ -1081,6 +1102,7 @@
             <w:pPr>
               <w:pStyle w:val="Normal"/>
               <w:widowControl/>
+              <w:suppressAutoHyphens w:val="true"/>
               <w:spacing w:lineRule="auto" w:line="240" w:before="0" w:after="0"/>
               <w:jc w:val="start"/>
               <w:rPr>
@@ -1113,6 +1135,7 @@
             <w:pPr>
               <w:pStyle w:val="Normal"/>
               <w:widowControl/>
+              <w:suppressAutoHyphens w:val="true"/>
               <w:spacing w:lineRule="auto" w:line="240" w:before="0" w:after="0"/>
               <w:jc w:val="start"/>
               <w:rPr>
@@ -1145,6 +1168,7 @@
             <w:pPr>
               <w:pStyle w:val="Normal"/>
               <w:widowControl/>
+              <w:suppressAutoHyphens w:val="true"/>
               <w:spacing w:lineRule="auto" w:line="240" w:before="0" w:after="0"/>
               <w:jc w:val="start"/>
               <w:rPr>
@@ -1177,6 +1201,7 @@
             <w:pPr>
               <w:pStyle w:val="Normal"/>
               <w:widowControl/>
+              <w:suppressAutoHyphens w:val="true"/>
               <w:spacing w:lineRule="auto" w:line="240" w:before="0" w:after="0"/>
               <w:jc w:val="start"/>
               <w:rPr>
@@ -1212,6 +1237,7 @@
             <w:pPr>
               <w:pStyle w:val="Normal"/>
               <w:widowControl/>
+              <w:suppressAutoHyphens w:val="true"/>
               <w:spacing w:lineRule="auto" w:line="240" w:before="0" w:after="0"/>
               <w:jc w:val="start"/>
               <w:rPr>
@@ -1244,6 +1270,7 @@
             <w:pPr>
               <w:pStyle w:val="Normal"/>
               <w:widowControl/>
+              <w:suppressAutoHyphens w:val="true"/>
               <w:spacing w:lineRule="auto" w:line="240" w:before="0" w:after="0"/>
               <w:jc w:val="start"/>
               <w:rPr>
@@ -1276,6 +1303,7 @@
             <w:pPr>
               <w:pStyle w:val="Normal"/>
               <w:widowControl/>
+              <w:suppressAutoHyphens w:val="true"/>
               <w:spacing w:lineRule="auto" w:line="240" w:before="0" w:after="0"/>
               <w:jc w:val="start"/>
               <w:rPr>
@@ -1308,6 +1336,7 @@
             <w:pPr>
               <w:pStyle w:val="Normal"/>
               <w:widowControl/>
+              <w:suppressAutoHyphens w:val="true"/>
               <w:spacing w:lineRule="auto" w:line="240" w:before="0" w:after="0"/>
               <w:jc w:val="start"/>
               <w:rPr>
@@ -1343,6 +1372,7 @@
             <w:pPr>
               <w:pStyle w:val="Normal"/>
               <w:widowControl/>
+              <w:suppressAutoHyphens w:val="true"/>
               <w:spacing w:lineRule="auto" w:line="240" w:before="0" w:after="0"/>
               <w:jc w:val="start"/>
               <w:rPr>
@@ -1375,6 +1405,7 @@
             <w:pPr>
               <w:pStyle w:val="Normal"/>
               <w:widowControl/>
+              <w:suppressAutoHyphens w:val="true"/>
               <w:spacing w:lineRule="auto" w:line="240" w:before="0" w:after="0"/>
               <w:jc w:val="start"/>
               <w:rPr>
@@ -1407,6 +1438,7 @@
             <w:pPr>
               <w:pStyle w:val="Normal"/>
               <w:widowControl/>
+              <w:suppressAutoHyphens w:val="true"/>
               <w:spacing w:lineRule="auto" w:line="240" w:before="0" w:after="0"/>
               <w:jc w:val="start"/>
               <w:rPr>
@@ -1439,6 +1471,7 @@
             <w:pPr>
               <w:pStyle w:val="Normal"/>
               <w:widowControl/>
+              <w:suppressAutoHyphens w:val="true"/>
               <w:spacing w:lineRule="auto" w:line="240" w:before="0" w:after="0"/>
               <w:jc w:val="start"/>
               <w:rPr>
@@ -1471,9 +1504,7 @@
         </w:rPr>
       </w:pPr>
       <w:r>
-        <w:rPr>
-          <w:rFonts w:ascii="Calibri" w:hAnsi="Calibri"/>
-        </w:rPr>
+        <w:rPr/>
         <w:t>Exercise 1 - Validate the lab workspace</w:t>
       </w:r>
     </w:p>
@@ -1594,7 +1625,139 @@
           <w:color w:val="263242"/>
           <w:sz w:val="18"/>
         </w:rPr>
-        <w:t>cd Week_01/Day_05/Lab_Files</w:t>
+        <w:t>python run_day5_lab_tests.py</w:t>
+      </w:r>
+    </w:p>
+    <w:p>
+      <w:pPr>
+        <w:pStyle w:val="Normal"/>
+        <w:ind w:start="360"/>
+        <w:rPr>
+          <w:rFonts w:ascii="Calibri" w:hAnsi="Calibri"/>
+        </w:rPr>
+      </w:pPr>
+      <w:r>
+        <w:rPr>
+          <w:rFonts w:ascii="Calibri" w:hAnsi="Calibri"/>
+          <w:b/>
+        </w:rPr>
+        <w:t xml:space="preserve">Expected output: </w:t>
+      </w:r>
+      <w:r>
+        <w:rPr>
+          <w:rFonts w:ascii="Calibri" w:hAnsi="Calibri"/>
+        </w:rPr>
+        <w:t>The proof runner prints PASS lines for Bronze events, duplicate quarantine, DLQ records, Gold KPIs, schema decisions, and docker compose config.</w:t>
+      </w:r>
+    </w:p>
+    <w:p>
+      <w:pPr>
+        <w:pStyle w:val="Normal"/>
+        <w:rPr>
+          <w:rFonts w:ascii="Calibri" w:hAnsi="Calibri"/>
+        </w:rPr>
+      </w:pPr>
+      <w:r>
+        <w:rPr>
+          <w:rFonts w:ascii="Calibri" w:hAnsi="Calibri"/>
+          <w:b/>
+        </w:rPr>
+        <w:t xml:space="preserve">Mini exercise: </w:t>
+      </w:r>
+      <w:r>
+        <w:rPr>
+          <w:rFonts w:ascii="Calibri" w:hAnsi="Calibri"/>
+        </w:rPr>
+        <w:t>Which command proves the Docker Compose file is valid without starting Kafka?</w:t>
+      </w:r>
+    </w:p>
+    <w:p>
+      <w:pPr>
+        <w:pStyle w:val="Normal"/>
+        <w:rPr>
+          <w:rFonts w:ascii="Calibri" w:hAnsi="Calibri"/>
+        </w:rPr>
+      </w:pPr>
+      <w:r>
+        <w:rPr>
+          <w:rFonts w:ascii="Calibri" w:hAnsi="Calibri"/>
+          <w:b/>
+        </w:rPr>
+        <w:t xml:space="preserve">Solution: </w:t>
+      </w:r>
+      <w:r>
+        <w:rPr>
+          <w:rFonts w:ascii="Calibri" w:hAnsi="Calibri"/>
+        </w:rPr>
+        <w:t>docker compose config. The proof runner already executes it, but running it directly is useful when troubleshooting YAML edits.</w:t>
+      </w:r>
+    </w:p>
+    <w:p>
+      <w:pPr>
+        <w:pStyle w:val="Heading2"/>
+        <w:rPr>
+          <w:rFonts w:ascii="Calibri" w:hAnsi="Calibri"/>
+        </w:rPr>
+      </w:pPr>
+      <w:r>
+        <w:rPr/>
+        <w:t>Exercise 2 - Inspect event contracts</w:t>
+      </w:r>
+    </w:p>
+    <w:p>
+      <w:pPr>
+        <w:pStyle w:val="Normal"/>
+        <w:rPr>
+          <w:rFonts w:ascii="Calibri" w:hAnsi="Calibri"/>
+        </w:rPr>
+      </w:pPr>
+      <w:r>
+        <w:rPr>
+          <w:rFonts w:ascii="Calibri" w:hAnsi="Calibri"/>
+          <w:b/>
+        </w:rPr>
+        <w:t xml:space="preserve">Objective: </w:t>
+      </w:r>
+      <w:r>
+        <w:rPr>
+          <w:rFonts w:ascii="Calibri" w:hAnsi="Calibri"/>
+        </w:rPr>
+        <w:t>Read the CDC, clickstream, logistics, and schema proposal inputs before processing them.</w:t>
+      </w:r>
+    </w:p>
+    <w:p>
+      <w:pPr>
+        <w:pStyle w:val="Normal"/>
+        <w:rPr>
+          <w:rFonts w:ascii="Calibri" w:hAnsi="Calibri"/>
+        </w:rPr>
+      </w:pPr>
+      <w:r>
+        <w:rPr>
+          <w:rFonts w:ascii="Calibri" w:hAnsi="Calibri"/>
+          <w:b/>
+        </w:rPr>
+        <w:t xml:space="preserve">Explanation: </w:t>
+      </w:r>
+      <w:r>
+        <w:rPr>
+          <w:rFonts w:ascii="Calibri" w:hAnsi="Calibri"/>
+        </w:rPr>
+        <w:t>Day 5 is about ingestion design. Before writing transformations, identify keys, payload fields, event time, source metadata, and fields used for validation.</w:t>
+      </w:r>
+    </w:p>
+    <w:p>
+      <w:pPr>
+        <w:pStyle w:val="Normal"/>
+        <w:rPr>
+          <w:rFonts w:ascii="Calibri" w:hAnsi="Calibri"/>
+        </w:rPr>
+      </w:pPr>
+      <w:r>
+        <w:rPr>
+          <w:rFonts w:ascii="Calibri" w:hAnsi="Calibri"/>
+        </w:rPr>
+        <w:t>Commands:</w:t>
       </w:r>
     </w:p>
     <w:p>
@@ -1612,141 +1775,7 @@
           <w:color w:val="263242"/>
           <w:sz w:val="18"/>
         </w:rPr>
-        <w:t>python run_day5_lab_tests.py</w:t>
-      </w:r>
-    </w:p>
-    <w:p>
-      <w:pPr>
-        <w:pStyle w:val="Normal"/>
-        <w:ind w:start="360"/>
-        <w:rPr>
-          <w:rFonts w:ascii="Calibri" w:hAnsi="Calibri"/>
-        </w:rPr>
-      </w:pPr>
-      <w:r>
-        <w:rPr>
-          <w:rFonts w:ascii="Calibri" w:hAnsi="Calibri"/>
-          <w:b/>
-        </w:rPr>
-        <w:t xml:space="preserve">Expected output: </w:t>
-      </w:r>
-      <w:r>
-        <w:rPr>
-          <w:rFonts w:ascii="Calibri" w:hAnsi="Calibri"/>
-        </w:rPr>
-        <w:t>The proof runner prints PASS lines for Bronze events, duplicate quarantine, DLQ records, Gold KPIs, schema decisions, and docker compose config.</w:t>
-      </w:r>
-    </w:p>
-    <w:p>
-      <w:pPr>
-        <w:pStyle w:val="Normal"/>
-        <w:rPr>
-          <w:rFonts w:ascii="Calibri" w:hAnsi="Calibri"/>
-        </w:rPr>
-      </w:pPr>
-      <w:r>
-        <w:rPr>
-          <w:rFonts w:ascii="Calibri" w:hAnsi="Calibri"/>
-          <w:b/>
-        </w:rPr>
-        <w:t xml:space="preserve">Mini exercise: </w:t>
-      </w:r>
-      <w:r>
-        <w:rPr>
-          <w:rFonts w:ascii="Calibri" w:hAnsi="Calibri"/>
-        </w:rPr>
-        <w:t>Which command proves the Docker Compose file is valid without starting Kafka?</w:t>
-      </w:r>
-    </w:p>
-    <w:p>
-      <w:pPr>
-        <w:pStyle w:val="Normal"/>
-        <w:rPr>
-          <w:rFonts w:ascii="Calibri" w:hAnsi="Calibri"/>
-        </w:rPr>
-      </w:pPr>
-      <w:r>
-        <w:rPr>
-          <w:rFonts w:ascii="Calibri" w:hAnsi="Calibri"/>
-          <w:b/>
-        </w:rPr>
-        <w:t xml:space="preserve">Solution: </w:t>
-      </w:r>
-      <w:r>
-        <w:rPr>
-          <w:rFonts w:ascii="Calibri" w:hAnsi="Calibri"/>
-        </w:rPr>
-        <w:t>docker compose config. The proof runner already executes it, but running it directly is useful when troubleshooting YAML edits.</w:t>
-      </w:r>
-    </w:p>
-    <w:p>
-      <w:pPr>
-        <w:pStyle w:val="Heading2"/>
-        <w:rPr>
-          <w:rFonts w:ascii="Calibri" w:hAnsi="Calibri"/>
-        </w:rPr>
-      </w:pPr>
-      <w:r>
-        <w:rPr>
-          <w:rFonts w:ascii="Calibri" w:hAnsi="Calibri"/>
-        </w:rPr>
-        <w:t>Exercise 2 - Inspect event contracts</w:t>
-      </w:r>
-    </w:p>
-    <w:p>
-      <w:pPr>
-        <w:pStyle w:val="Normal"/>
-        <w:rPr>
-          <w:rFonts w:ascii="Calibri" w:hAnsi="Calibri"/>
-        </w:rPr>
-      </w:pPr>
-      <w:r>
-        <w:rPr>
-          <w:rFonts w:ascii="Calibri" w:hAnsi="Calibri"/>
-          <w:b/>
-        </w:rPr>
-        <w:t xml:space="preserve">Objective: </w:t>
-      </w:r>
-      <w:r>
-        <w:rPr>
-          <w:rFonts w:ascii="Calibri" w:hAnsi="Calibri"/>
-        </w:rPr>
-        <w:t>Read the CDC, clickstream, logistics, and schema proposal inputs before processing them.</w:t>
-      </w:r>
-    </w:p>
-    <w:p>
-      <w:pPr>
-        <w:pStyle w:val="Normal"/>
-        <w:rPr>
-          <w:rFonts w:ascii="Calibri" w:hAnsi="Calibri"/>
-        </w:rPr>
-      </w:pPr>
-      <w:r>
-        <w:rPr>
-          <w:rFonts w:ascii="Calibri" w:hAnsi="Calibri"/>
-          <w:b/>
-        </w:rPr>
-        <w:t xml:space="preserve">Explanation: </w:t>
-      </w:r>
-      <w:r>
-        <w:rPr>
-          <w:rFonts w:ascii="Calibri" w:hAnsi="Calibri"/>
-        </w:rPr>
-        <w:t>Day 5 is about ingestion design. Before writing transformations, identify keys, payload fields, event time, source metadata, and fields used for validation.</w:t>
-      </w:r>
-    </w:p>
-    <w:p>
-      <w:pPr>
-        <w:pStyle w:val="Normal"/>
-        <w:rPr>
-          <w:rFonts w:ascii="Calibri" w:hAnsi="Calibri"/>
-        </w:rPr>
-      </w:pPr>
-      <w:r>
-        <w:rPr>
-          <w:rFonts w:ascii="Calibri" w:hAnsi="Calibri"/>
-        </w:rPr>
-        <w:t>Commands:</w:t>
+        <w:t>d</w:t>
       </w:r>
     </w:p>
     <w:p>
@@ -1761,10 +1790,140 @@
       <w:r>
         <w:rPr>
           <w:rFonts w:ascii="Calibri" w:hAnsi="Calibri"/>
-          <w:color w:val="263242"/>
-          <w:sz w:val="18"/>
-        </w:rPr>
-        <w:t>python -m json.tool input/schema_change_proposals.json</w:t>
+        </w:rPr>
+        <w:t>python -m json.tool input/orders_cdc.json</w:t>
+      </w:r>
+    </w:p>
+    <w:p>
+      <w:pPr>
+        <w:pStyle w:val="Normal"/>
+        <w:ind w:start="360"/>
+        <w:rPr>
+          <w:rFonts w:ascii="Calibri" w:hAnsi="Calibri"/>
+        </w:rPr>
+      </w:pPr>
+      <w:r>
+        <w:rPr>
+          <w:rFonts w:ascii="Calibri" w:hAnsi="Calibri"/>
+          <w:b/>
+        </w:rPr>
+        <w:t xml:space="preserve">Expected output: </w:t>
+      </w:r>
+      <w:r>
+        <w:rPr>
+          <w:rFonts w:ascii="Calibri" w:hAnsi="Calibri"/>
+        </w:rPr>
+        <w:t>The CDC records include event_id, op, order_id, source_lsn, and order_ts. Schema proposals show ACCEPT/REJECT style decisions.</w:t>
+      </w:r>
+    </w:p>
+    <w:p>
+      <w:pPr>
+        <w:pStyle w:val="Normal"/>
+        <w:rPr>
+          <w:rFonts w:ascii="Calibri" w:hAnsi="Calibri"/>
+        </w:rPr>
+      </w:pPr>
+      <w:r>
+        <w:rPr>
+          <w:rFonts w:ascii="Calibri" w:hAnsi="Calibri"/>
+          <w:b/>
+        </w:rPr>
+        <w:t xml:space="preserve">Mini exercise: </w:t>
+      </w:r>
+      <w:r>
+        <w:rPr>
+          <w:rFonts w:ascii="Calibri" w:hAnsi="Calibri"/>
+        </w:rPr>
+        <w:t>Fill in the blank: For order events, the partition key should usually be ____.</w:t>
+      </w:r>
+    </w:p>
+    <w:p>
+      <w:pPr>
+        <w:pStyle w:val="Normal"/>
+        <w:rPr>
+          <w:rFonts w:ascii="Calibri" w:hAnsi="Calibri"/>
+        </w:rPr>
+      </w:pPr>
+      <w:r>
+        <w:rPr>
+          <w:rFonts w:ascii="Calibri" w:hAnsi="Calibri"/>
+          <w:b/>
+        </w:rPr>
+        <w:t xml:space="preserve">Solution: </w:t>
+      </w:r>
+      <w:r>
+        <w:rPr>
+          <w:rFonts w:ascii="Calibri" w:hAnsi="Calibri"/>
+        </w:rPr>
+        <w:t>order_id. It keeps events for one order together so consumers can apply updates in order.</w:t>
+      </w:r>
+    </w:p>
+    <w:p>
+      <w:pPr>
+        <w:pStyle w:val="Heading2"/>
+        <w:rPr>
+          <w:rFonts w:ascii="Calibri" w:hAnsi="Calibri"/>
+        </w:rPr>
+      </w:pPr>
+      <w:r>
+        <w:rPr/>
+        <w:t>Exercise 3 - Load Bronze without changing source fidelity</w:t>
+      </w:r>
+    </w:p>
+    <w:p>
+      <w:pPr>
+        <w:pStyle w:val="Normal"/>
+        <w:rPr>
+          <w:rFonts w:ascii="Calibri" w:hAnsi="Calibri"/>
+        </w:rPr>
+      </w:pPr>
+      <w:r>
+        <w:rPr>
+          <w:rFonts w:ascii="Calibri" w:hAnsi="Calibri"/>
+          <w:b/>
+        </w:rPr>
+        <w:t xml:space="preserve">Objective: </w:t>
+      </w:r>
+      <w:r>
+        <w:rPr>
+          <w:rFonts w:ascii="Calibri" w:hAnsi="Calibri"/>
+        </w:rPr>
+        <w:t>Create raw Bronze files with ingestion metadata and record hashes.</w:t>
+      </w:r>
+    </w:p>
+    <w:p>
+      <w:pPr>
+        <w:pStyle w:val="Normal"/>
+        <w:rPr>
+          <w:rFonts w:ascii="Calibri" w:hAnsi="Calibri"/>
+        </w:rPr>
+      </w:pPr>
+      <w:r>
+        <w:rPr>
+          <w:rFonts w:ascii="Calibri" w:hAnsi="Calibri"/>
+          <w:b/>
+        </w:rPr>
+        <w:t xml:space="preserve">Explanation: </w:t>
+      </w:r>
+      <w:r>
+        <w:rPr>
+          <w:rFonts w:ascii="Calibri" w:hAnsi="Calibri"/>
+        </w:rPr>
+        <w:t>Bronze keeps raw data append-friendly and replayable. It should add metadata without hiding malformed or duplicate source records.</w:t>
+      </w:r>
+    </w:p>
+    <w:p>
+      <w:pPr>
+        <w:pStyle w:val="Normal"/>
+        <w:rPr>
+          <w:rFonts w:ascii="Calibri" w:hAnsi="Calibri"/>
+        </w:rPr>
+      </w:pPr>
+      <w:r>
+        <w:rPr>
+          <w:rFonts w:ascii="Calibri" w:hAnsi="Calibri"/>
+        </w:rPr>
+        <w:t>Commands:</w:t>
       </w:r>
     </w:p>
     <w:p>
@@ -1779,142 +1938,10 @@
       <w:r>
         <w:rPr>
           <w:rFonts w:ascii="Calibri" w:hAnsi="Calibri"/>
-        </w:rPr>
-        <w:t>python -m json.tool input/orders_cdc.json</w:t>
-      </w:r>
-    </w:p>
-    <w:p>
-      <w:pPr>
-        <w:pStyle w:val="Normal"/>
-        <w:ind w:start="360"/>
-        <w:rPr>
-          <w:rFonts w:ascii="Calibri" w:hAnsi="Calibri"/>
-        </w:rPr>
-      </w:pPr>
-      <w:r>
-        <w:rPr>
-          <w:rFonts w:ascii="Calibri" w:hAnsi="Calibri"/>
-          <w:b/>
-        </w:rPr>
-        <w:t xml:space="preserve">Expected output: </w:t>
-      </w:r>
-      <w:r>
-        <w:rPr>
-          <w:rFonts w:ascii="Calibri" w:hAnsi="Calibri"/>
-        </w:rPr>
-        <w:t>The CDC records include event_id, op, order_id, source_lsn, and order_ts. Schema proposals show ACCEPT/REJECT style decisions.</w:t>
-      </w:r>
-    </w:p>
-    <w:p>
-      <w:pPr>
-        <w:pStyle w:val="Normal"/>
-        <w:rPr>
-          <w:rFonts w:ascii="Calibri" w:hAnsi="Calibri"/>
-        </w:rPr>
-      </w:pPr>
-      <w:r>
-        <w:rPr>
-          <w:rFonts w:ascii="Calibri" w:hAnsi="Calibri"/>
-          <w:b/>
-        </w:rPr>
-        <w:t xml:space="preserve">Mini exercise: </w:t>
-      </w:r>
-      <w:r>
-        <w:rPr>
-          <w:rFonts w:ascii="Calibri" w:hAnsi="Calibri"/>
-        </w:rPr>
-        <w:t>Fill in the blank: For order events, the partition key should usually be ____.</w:t>
-      </w:r>
-    </w:p>
-    <w:p>
-      <w:pPr>
-        <w:pStyle w:val="Normal"/>
-        <w:rPr>
-          <w:rFonts w:ascii="Calibri" w:hAnsi="Calibri"/>
-        </w:rPr>
-      </w:pPr>
-      <w:r>
-        <w:rPr>
-          <w:rFonts w:ascii="Calibri" w:hAnsi="Calibri"/>
-          <w:b/>
-        </w:rPr>
-        <w:t xml:space="preserve">Solution: </w:t>
-      </w:r>
-      <w:r>
-        <w:rPr>
-          <w:rFonts w:ascii="Calibri" w:hAnsi="Calibri"/>
-        </w:rPr>
-        <w:t>order_id. It keeps events for one order together so consumers can apply updates in order.</w:t>
-      </w:r>
-    </w:p>
-    <w:p>
-      <w:pPr>
-        <w:pStyle w:val="Heading2"/>
-        <w:rPr>
-          <w:rFonts w:ascii="Calibri" w:hAnsi="Calibri"/>
-        </w:rPr>
-      </w:pPr>
-      <w:r>
-        <w:rPr>
-          <w:rFonts w:ascii="Calibri" w:hAnsi="Calibri"/>
-        </w:rPr>
-        <w:t>Exercise 3 - Load Bronze without changing source fidelity</w:t>
-      </w:r>
-    </w:p>
-    <w:p>
-      <w:pPr>
-        <w:pStyle w:val="Normal"/>
-        <w:rPr>
-          <w:rFonts w:ascii="Calibri" w:hAnsi="Calibri"/>
-        </w:rPr>
-      </w:pPr>
-      <w:r>
-        <w:rPr>
-          <w:rFonts w:ascii="Calibri" w:hAnsi="Calibri"/>
-          <w:b/>
-        </w:rPr>
-        <w:t xml:space="preserve">Objective: </w:t>
-      </w:r>
-      <w:r>
-        <w:rPr>
-          <w:rFonts w:ascii="Calibri" w:hAnsi="Calibri"/>
-        </w:rPr>
-        <w:t>Create raw Bronze files with ingestion metadata and record hashes.</w:t>
-      </w:r>
-    </w:p>
-    <w:p>
-      <w:pPr>
-        <w:pStyle w:val="Normal"/>
-        <w:rPr>
-          <w:rFonts w:ascii="Calibri" w:hAnsi="Calibri"/>
-        </w:rPr>
-      </w:pPr>
-      <w:r>
-        <w:rPr>
-          <w:rFonts w:ascii="Calibri" w:hAnsi="Calibri"/>
-          <w:b/>
-        </w:rPr>
-        <w:t xml:space="preserve">Explanation: </w:t>
-      </w:r>
-      <w:r>
-        <w:rPr>
-          <w:rFonts w:ascii="Calibri" w:hAnsi="Calibri"/>
-        </w:rPr>
-        <w:t>Bronze keeps raw data append-friendly and replayable. It should add metadata without hiding malformed or duplicate source records.</w:t>
-      </w:r>
-    </w:p>
-    <w:p>
-      <w:pPr>
-        <w:pStyle w:val="Normal"/>
-        <w:rPr>
-          <w:rFonts w:ascii="Calibri" w:hAnsi="Calibri"/>
-        </w:rPr>
-      </w:pPr>
-      <w:r>
-        <w:rPr>
-          <w:rFonts w:ascii="Calibri" w:hAnsi="Calibri"/>
-        </w:rPr>
-        <w:t>Commands:</w:t>
+          <w:color w:val="263242"/>
+          <w:sz w:val="18"/>
+        </w:rPr>
+        <w:t>python medallion_pipeline.py bronze</w:t>
       </w:r>
     </w:p>
     <w:p>
@@ -1929,10 +1956,140 @@
       <w:r>
         <w:rPr>
           <w:rFonts w:ascii="Calibri" w:hAnsi="Calibri"/>
-          <w:color w:val="263242"/>
-          <w:sz w:val="18"/>
-        </w:rPr>
-        <w:t>python medallion_pipeline.py bronze</w:t>
+        </w:rPr>
+        <w:t>python -m json.tool outputs/bronze/orders_cdc.json</w:t>
+      </w:r>
+    </w:p>
+    <w:p>
+      <w:pPr>
+        <w:pStyle w:val="Normal"/>
+        <w:ind w:start="360"/>
+        <w:rPr>
+          <w:rFonts w:ascii="Calibri" w:hAnsi="Calibri"/>
+        </w:rPr>
+      </w:pPr>
+      <w:r>
+        <w:rPr>
+          <w:rFonts w:ascii="Calibri" w:hAnsi="Calibri"/>
+          <w:b/>
+        </w:rPr>
+        <w:t xml:space="preserve">Expected output: </w:t>
+      </w:r>
+      <w:r>
+        <w:rPr>
+          <w:rFonts w:ascii="Calibri" w:hAnsi="Calibri"/>
+        </w:rPr>
+        <w:t>orders_bronze=7, clickstream_bronze=4, logistics_bronze=4, and Bronze rows include _bronze_loaded_at plus _record_hash.</w:t>
+      </w:r>
+    </w:p>
+    <w:p>
+      <w:pPr>
+        <w:pStyle w:val="Normal"/>
+        <w:rPr>
+          <w:rFonts w:ascii="Calibri" w:hAnsi="Calibri"/>
+        </w:rPr>
+      </w:pPr>
+      <w:r>
+        <w:rPr>
+          <w:rFonts w:ascii="Calibri" w:hAnsi="Calibri"/>
+          <w:b/>
+        </w:rPr>
+        <w:t xml:space="preserve">Mini exercise: </w:t>
+      </w:r>
+      <w:r>
+        <w:rPr>
+          <w:rFonts w:ascii="Calibri" w:hAnsi="Calibri"/>
+        </w:rPr>
+        <w:t>Why should the missing shipment_id row still land in Bronze?</w:t>
+      </w:r>
+    </w:p>
+    <w:p>
+      <w:pPr>
+        <w:pStyle w:val="Normal"/>
+        <w:rPr>
+          <w:rFonts w:ascii="Calibri" w:hAnsi="Calibri"/>
+        </w:rPr>
+      </w:pPr>
+      <w:r>
+        <w:rPr>
+          <w:rFonts w:ascii="Calibri" w:hAnsi="Calibri"/>
+          <w:b/>
+        </w:rPr>
+        <w:t xml:space="preserve">Solution: </w:t>
+      </w:r>
+      <w:r>
+        <w:rPr>
+          <w:rFonts w:ascii="Calibri" w:hAnsi="Calibri"/>
+        </w:rPr>
+        <w:t>Bronze is the audit/replay layer. Rejecting the row too early would erase evidence needed to fix or replay the source batch.</w:t>
+      </w:r>
+    </w:p>
+    <w:p>
+      <w:pPr>
+        <w:pStyle w:val="Heading2"/>
+        <w:rPr>
+          <w:rFonts w:ascii="Calibri" w:hAnsi="Calibri"/>
+        </w:rPr>
+      </w:pPr>
+      <w:r>
+        <w:rPr/>
+        <w:t>Exercise 4 - Build Silver current-state orders</w:t>
+      </w:r>
+    </w:p>
+    <w:p>
+      <w:pPr>
+        <w:pStyle w:val="Normal"/>
+        <w:rPr>
+          <w:rFonts w:ascii="Calibri" w:hAnsi="Calibri"/>
+        </w:rPr>
+      </w:pPr>
+      <w:r>
+        <w:rPr>
+          <w:rFonts w:ascii="Calibri" w:hAnsi="Calibri"/>
+          <w:b/>
+        </w:rPr>
+        <w:t xml:space="preserve">Objective: </w:t>
+      </w:r>
+      <w:r>
+        <w:rPr>
+          <w:rFonts w:ascii="Calibri" w:hAnsi="Calibri"/>
+        </w:rPr>
+        <w:t>Deduplicate CDC events and materialize the latest non-deleted order state.</w:t>
+      </w:r>
+    </w:p>
+    <w:p>
+      <w:pPr>
+        <w:pStyle w:val="Normal"/>
+        <w:rPr>
+          <w:rFonts w:ascii="Calibri" w:hAnsi="Calibri"/>
+        </w:rPr>
+      </w:pPr>
+      <w:r>
+        <w:rPr>
+          <w:rFonts w:ascii="Calibri" w:hAnsi="Calibri"/>
+          <w:b/>
+        </w:rPr>
+        <w:t xml:space="preserve">Explanation: </w:t>
+      </w:r>
+      <w:r>
+        <w:rPr>
+          <w:rFonts w:ascii="Calibri" w:hAnsi="Calibri"/>
+        </w:rPr>
+        <w:t>Silver turns raw CDC events into trustworthy working data. The duplicate event_id is quarantined, delete events remove current state, and source_lsn controls ordering.</w:t>
+      </w:r>
+    </w:p>
+    <w:p>
+      <w:pPr>
+        <w:pStyle w:val="Normal"/>
+        <w:rPr>
+          <w:rFonts w:ascii="Calibri" w:hAnsi="Calibri"/>
+        </w:rPr>
+      </w:pPr>
+      <w:r>
+        <w:rPr>
+          <w:rFonts w:ascii="Calibri" w:hAnsi="Calibri"/>
+        </w:rPr>
+        <w:t>Commands:</w:t>
       </w:r>
     </w:p>
     <w:p>
@@ -1947,142 +2104,10 @@
       <w:r>
         <w:rPr>
           <w:rFonts w:ascii="Calibri" w:hAnsi="Calibri"/>
-        </w:rPr>
-        <w:t>python -m json.tool outputs/bronze/orders_cdc.json</w:t>
-      </w:r>
-    </w:p>
-    <w:p>
-      <w:pPr>
-        <w:pStyle w:val="Normal"/>
-        <w:ind w:start="360"/>
-        <w:rPr>
-          <w:rFonts w:ascii="Calibri" w:hAnsi="Calibri"/>
-        </w:rPr>
-      </w:pPr>
-      <w:r>
-        <w:rPr>
-          <w:rFonts w:ascii="Calibri" w:hAnsi="Calibri"/>
-          <w:b/>
-        </w:rPr>
-        <w:t xml:space="preserve">Expected output: </w:t>
-      </w:r>
-      <w:r>
-        <w:rPr>
-          <w:rFonts w:ascii="Calibri" w:hAnsi="Calibri"/>
-        </w:rPr>
-        <w:t>orders_bronze=7, clickstream_bronze=4, logistics_bronze=4, and Bronze rows include _bronze_loaded_at plus _record_hash.</w:t>
-      </w:r>
-    </w:p>
-    <w:p>
-      <w:pPr>
-        <w:pStyle w:val="Normal"/>
-        <w:rPr>
-          <w:rFonts w:ascii="Calibri" w:hAnsi="Calibri"/>
-        </w:rPr>
-      </w:pPr>
-      <w:r>
-        <w:rPr>
-          <w:rFonts w:ascii="Calibri" w:hAnsi="Calibri"/>
-          <w:b/>
-        </w:rPr>
-        <w:t xml:space="preserve">Mini exercise: </w:t>
-      </w:r>
-      <w:r>
-        <w:rPr>
-          <w:rFonts w:ascii="Calibri" w:hAnsi="Calibri"/>
-        </w:rPr>
-        <w:t>Why should the missing shipment_id row still land in Bronze?</w:t>
-      </w:r>
-    </w:p>
-    <w:p>
-      <w:pPr>
-        <w:pStyle w:val="Normal"/>
-        <w:rPr>
-          <w:rFonts w:ascii="Calibri" w:hAnsi="Calibri"/>
-        </w:rPr>
-      </w:pPr>
-      <w:r>
-        <w:rPr>
-          <w:rFonts w:ascii="Calibri" w:hAnsi="Calibri"/>
-          <w:b/>
-        </w:rPr>
-        <w:t xml:space="preserve">Solution: </w:t>
-      </w:r>
-      <w:r>
-        <w:rPr>
-          <w:rFonts w:ascii="Calibri" w:hAnsi="Calibri"/>
-        </w:rPr>
-        <w:t>Bronze is the audit/replay layer. Rejecting the row too early would erase evidence needed to fix or replay the source batch.</w:t>
-      </w:r>
-    </w:p>
-    <w:p>
-      <w:pPr>
-        <w:pStyle w:val="Heading2"/>
-        <w:rPr>
-          <w:rFonts w:ascii="Calibri" w:hAnsi="Calibri"/>
-        </w:rPr>
-      </w:pPr>
-      <w:r>
-        <w:rPr>
-          <w:rFonts w:ascii="Calibri" w:hAnsi="Calibri"/>
-        </w:rPr>
-        <w:t>Exercise 4 - Build Silver current-state orders</w:t>
-      </w:r>
-    </w:p>
-    <w:p>
-      <w:pPr>
-        <w:pStyle w:val="Normal"/>
-        <w:rPr>
-          <w:rFonts w:ascii="Calibri" w:hAnsi="Calibri"/>
-        </w:rPr>
-      </w:pPr>
-      <w:r>
-        <w:rPr>
-          <w:rFonts w:ascii="Calibri" w:hAnsi="Calibri"/>
-          <w:b/>
-        </w:rPr>
-        <w:t xml:space="preserve">Objective: </w:t>
-      </w:r>
-      <w:r>
-        <w:rPr>
-          <w:rFonts w:ascii="Calibri" w:hAnsi="Calibri"/>
-        </w:rPr>
-        <w:t>Deduplicate CDC events and materialize the latest non-deleted order state.</w:t>
-      </w:r>
-    </w:p>
-    <w:p>
-      <w:pPr>
-        <w:pStyle w:val="Normal"/>
-        <w:rPr>
-          <w:rFonts w:ascii="Calibri" w:hAnsi="Calibri"/>
-        </w:rPr>
-      </w:pPr>
-      <w:r>
-        <w:rPr>
-          <w:rFonts w:ascii="Calibri" w:hAnsi="Calibri"/>
-          <w:b/>
-        </w:rPr>
-        <w:t xml:space="preserve">Explanation: </w:t>
-      </w:r>
-      <w:r>
-        <w:rPr>
-          <w:rFonts w:ascii="Calibri" w:hAnsi="Calibri"/>
-        </w:rPr>
-        <w:t>Silver turns raw CDC events into trustworthy working data. The duplicate event_id is quarantined, delete events remove current state, and source_lsn controls ordering.</w:t>
-      </w:r>
-    </w:p>
-    <w:p>
-      <w:pPr>
-        <w:pStyle w:val="Normal"/>
-        <w:rPr>
-          <w:rFonts w:ascii="Calibri" w:hAnsi="Calibri"/>
-        </w:rPr>
-      </w:pPr>
-      <w:r>
-        <w:rPr>
-          <w:rFonts w:ascii="Calibri" w:hAnsi="Calibri"/>
-        </w:rPr>
-        <w:t>Commands:</w:t>
+          <w:color w:val="263242"/>
+          <w:sz w:val="18"/>
+        </w:rPr>
+        <w:t>python medallion_pipeline.py all</w:t>
       </w:r>
     </w:p>
     <w:p>
@@ -2100,7 +2125,132 @@
           <w:color w:val="263242"/>
           <w:sz w:val="18"/>
         </w:rPr>
-        <w:t>python medallion_pipeline.py all</w:t>
+        <w:t>python -c "import csv; print(list(csv.DictReader(open('outputs/silver/orders_current.csv'))))"</w:t>
+      </w:r>
+    </w:p>
+    <w:p>
+      <w:pPr>
+        <w:pStyle w:val="Normal"/>
+        <w:ind w:start="360"/>
+        <w:rPr>
+          <w:rFonts w:ascii="Calibri" w:hAnsi="Calibri"/>
+        </w:rPr>
+      </w:pPr>
+      <w:r>
+        <w:rPr>
+          <w:rFonts w:ascii="Calibri" w:hAnsi="Calibri"/>
+        </w:rPr>
+        <w:t>Expected output: Two current orders remain: 1001 SHIPPED and 1002 PAID. One duplicate event is written to outputs/quarantine/duplicate_events.json.</w:t>
+      </w:r>
+    </w:p>
+    <w:p>
+      <w:pPr>
+        <w:pStyle w:val="Normal"/>
+        <w:rPr>
+          <w:rFonts w:ascii="Calibri" w:hAnsi="Calibri"/>
+        </w:rPr>
+      </w:pPr>
+      <w:r>
+        <w:rPr>
+          <w:rFonts w:ascii="Calibri" w:hAnsi="Calibri"/>
+          <w:b/>
+        </w:rPr>
+        <w:t xml:space="preserve">Mini exercise: </w:t>
+      </w:r>
+      <w:r>
+        <w:rPr>
+          <w:rFonts w:ascii="Calibri" w:hAnsi="Calibri"/>
+        </w:rPr>
+        <w:t>Match the field to its purpose: event_id, source_lsn, op.</w:t>
+      </w:r>
+    </w:p>
+    <w:p>
+      <w:pPr>
+        <w:pStyle w:val="Normal"/>
+        <w:rPr>
+          <w:rFonts w:ascii="Calibri" w:hAnsi="Calibri"/>
+        </w:rPr>
+      </w:pPr>
+      <w:r>
+        <w:rPr>
+          <w:rFonts w:ascii="Calibri" w:hAnsi="Calibri"/>
+          <w:b/>
+        </w:rPr>
+        <w:t xml:space="preserve">Solution: </w:t>
+      </w:r>
+      <w:r>
+        <w:rPr>
+          <w:rFonts w:ascii="Calibri" w:hAnsi="Calibri"/>
+        </w:rPr>
+        <w:t>event_id = deduplication key; source_lsn = source ordering/watermark point; op = create/update/delete/read action.</w:t>
+      </w:r>
+    </w:p>
+    <w:p>
+      <w:pPr>
+        <w:pStyle w:val="Heading2"/>
+        <w:rPr>
+          <w:rFonts w:ascii="Calibri" w:hAnsi="Calibri"/>
+        </w:rPr>
+      </w:pPr>
+      <w:r>
+        <w:rPr/>
+        <w:t>Exercise 5 - Route logistics failures to a DLQ</w:t>
+      </w:r>
+    </w:p>
+    <w:p>
+      <w:pPr>
+        <w:pStyle w:val="Normal"/>
+        <w:rPr>
+          <w:rFonts w:ascii="Calibri" w:hAnsi="Calibri"/>
+        </w:rPr>
+      </w:pPr>
+      <w:r>
+        <w:rPr>
+          <w:rFonts w:ascii="Calibri" w:hAnsi="Calibri"/>
+          <w:b/>
+        </w:rPr>
+        <w:t xml:space="preserve">Objective: </w:t>
+      </w:r>
+      <w:r>
+        <w:rPr>
+          <w:rFonts w:ascii="Calibri" w:hAnsi="Calibri"/>
+        </w:rPr>
+        <w:t>Separate valid shipment records from malformed or referentially invalid records.</w:t>
+      </w:r>
+    </w:p>
+    <w:p>
+      <w:pPr>
+        <w:pStyle w:val="Normal"/>
+        <w:rPr>
+          <w:rFonts w:ascii="Calibri" w:hAnsi="Calibri"/>
+        </w:rPr>
+      </w:pPr>
+      <w:r>
+        <w:rPr>
+          <w:rFonts w:ascii="Calibri" w:hAnsi="Calibri"/>
+          <w:b/>
+        </w:rPr>
+        <w:t xml:space="preserve">Explanation: </w:t>
+      </w:r>
+      <w:r>
+        <w:rPr>
+          <w:rFonts w:ascii="Calibri" w:hAnsi="Calibri"/>
+        </w:rPr>
+        <w:t>The lab treats business validation failures as quarantine records. Valid rows continue; invalid rows carry error context and the original record.</w:t>
+      </w:r>
+    </w:p>
+    <w:p>
+      <w:pPr>
+        <w:pStyle w:val="Normal"/>
+        <w:rPr>
+          <w:rFonts w:ascii="Calibri" w:hAnsi="Calibri"/>
+        </w:rPr>
+      </w:pPr>
+      <w:r>
+        <w:rPr>
+          <w:rFonts w:ascii="Calibri" w:hAnsi="Calibri"/>
+        </w:rPr>
+        <w:t>Commands:</w:t>
       </w:r>
     </w:p>
     <w:p>
@@ -2118,134 +2268,7 @@
           <w:color w:val="263242"/>
           <w:sz w:val="18"/>
         </w:rPr>
-        <w:t>python -c "import csv; print(list(csv.DictReader(open('outputs/silver/orders_current.csv'))))"</w:t>
-      </w:r>
-    </w:p>
-    <w:p>
-      <w:pPr>
-        <w:pStyle w:val="Normal"/>
-        <w:ind w:start="360"/>
-        <w:rPr>
-          <w:rFonts w:ascii="Calibri" w:hAnsi="Calibri"/>
-        </w:rPr>
-      </w:pPr>
-      <w:r>
-        <w:rPr>
-          <w:rFonts w:ascii="Calibri" w:hAnsi="Calibri"/>
-        </w:rPr>
-        <w:t>Expected output: Two current orders remain: 1001 SHIPPED and 1002 PAID. One duplicate event is written to outputs/quarantine/duplicate_events.json.</w:t>
-      </w:r>
-    </w:p>
-    <w:p>
-      <w:pPr>
-        <w:pStyle w:val="Normal"/>
-        <w:rPr>
-          <w:rFonts w:ascii="Calibri" w:hAnsi="Calibri"/>
-        </w:rPr>
-      </w:pPr>
-      <w:r>
-        <w:rPr>
-          <w:rFonts w:ascii="Calibri" w:hAnsi="Calibri"/>
-          <w:b/>
-        </w:rPr>
-        <w:t xml:space="preserve">Mini exercise: </w:t>
-      </w:r>
-      <w:r>
-        <w:rPr>
-          <w:rFonts w:ascii="Calibri" w:hAnsi="Calibri"/>
-        </w:rPr>
-        <w:t>Match the field to its purpose: event_id, source_lsn, op.</w:t>
-      </w:r>
-    </w:p>
-    <w:p>
-      <w:pPr>
-        <w:pStyle w:val="Normal"/>
-        <w:rPr>
-          <w:rFonts w:ascii="Calibri" w:hAnsi="Calibri"/>
-        </w:rPr>
-      </w:pPr>
-      <w:r>
-        <w:rPr>
-          <w:rFonts w:ascii="Calibri" w:hAnsi="Calibri"/>
-          <w:b/>
-        </w:rPr>
-        <w:t xml:space="preserve">Solution: </w:t>
-      </w:r>
-      <w:r>
-        <w:rPr>
-          <w:rFonts w:ascii="Calibri" w:hAnsi="Calibri"/>
-        </w:rPr>
-        <w:t>event_id = deduplication key; source_lsn = source ordering/watermark point; op = create/update/delete/read action.</w:t>
-      </w:r>
-    </w:p>
-    <w:p>
-      <w:pPr>
-        <w:pStyle w:val="Heading2"/>
-        <w:rPr>
-          <w:rFonts w:ascii="Calibri" w:hAnsi="Calibri"/>
-        </w:rPr>
-      </w:pPr>
-      <w:r>
-        <w:rPr>
-          <w:rFonts w:ascii="Calibri" w:hAnsi="Calibri"/>
-        </w:rPr>
-        <w:t>Exercise 5 - Route logistics failures to a DLQ</w:t>
-      </w:r>
-    </w:p>
-    <w:p>
-      <w:pPr>
-        <w:pStyle w:val="Normal"/>
-        <w:rPr>
-          <w:rFonts w:ascii="Calibri" w:hAnsi="Calibri"/>
-        </w:rPr>
-      </w:pPr>
-      <w:r>
-        <w:rPr>
-          <w:rFonts w:ascii="Calibri" w:hAnsi="Calibri"/>
-          <w:b/>
-        </w:rPr>
-        <w:t xml:space="preserve">Objective: </w:t>
-      </w:r>
-      <w:r>
-        <w:rPr>
-          <w:rFonts w:ascii="Calibri" w:hAnsi="Calibri"/>
-        </w:rPr>
-        <w:t>Separate valid shipment records from malformed or referentially invalid records.</w:t>
-      </w:r>
-    </w:p>
-    <w:p>
-      <w:pPr>
-        <w:pStyle w:val="Normal"/>
-        <w:rPr>
-          <w:rFonts w:ascii="Calibri" w:hAnsi="Calibri"/>
-        </w:rPr>
-      </w:pPr>
-      <w:r>
-        <w:rPr>
-          <w:rFonts w:ascii="Calibri" w:hAnsi="Calibri"/>
-          <w:b/>
-        </w:rPr>
-        <w:t xml:space="preserve">Explanation: </w:t>
-      </w:r>
-      <w:r>
-        <w:rPr>
-          <w:rFonts w:ascii="Calibri" w:hAnsi="Calibri"/>
-        </w:rPr>
-        <w:t>The lab treats business validation failures as quarantine records. Valid rows continue; invalid rows carry error context and the original record.</w:t>
-      </w:r>
-    </w:p>
-    <w:p>
-      <w:pPr>
-        <w:pStyle w:val="Normal"/>
-        <w:rPr>
-          <w:rFonts w:ascii="Calibri" w:hAnsi="Calibri"/>
-        </w:rPr>
-      </w:pPr>
-      <w:r>
-        <w:rPr>
-          <w:rFonts w:ascii="Calibri" w:hAnsi="Calibri"/>
-        </w:rPr>
-        <w:t>Commands:</w:t>
+        <w:t>python medallion_pipeline.py all</w:t>
       </w:r>
     </w:p>
     <w:p>
@@ -2260,10 +2283,140 @@
       <w:r>
         <w:rPr>
           <w:rFonts w:ascii="Calibri" w:hAnsi="Calibri"/>
-          <w:color w:val="263242"/>
-          <w:sz w:val="18"/>
-        </w:rPr>
-        <w:t>python medallion_pipeline.py all</w:t>
+        </w:rPr>
+        <w:t>python -m json.tool outputs/quarantine/dlq_logistics.json</w:t>
+      </w:r>
+    </w:p>
+    <w:p>
+      <w:pPr>
+        <w:pStyle w:val="Normal"/>
+        <w:ind w:start="360"/>
+        <w:rPr>
+          <w:rFonts w:ascii="Calibri" w:hAnsi="Calibri"/>
+        </w:rPr>
+      </w:pPr>
+      <w:r>
+        <w:rPr>
+          <w:rFonts w:ascii="Calibri" w:hAnsi="Calibri"/>
+          <w:b/>
+        </w:rPr>
+        <w:t xml:space="preserve">Expected output: </w:t>
+      </w:r>
+      <w:r>
+        <w:rPr>
+          <w:rFonts w:ascii="Calibri" w:hAnsi="Calibri"/>
+        </w:rPr>
+        <w:t>Two DLQ records appear: one missing shipment_id and one unknown order_id.</w:t>
+      </w:r>
+    </w:p>
+    <w:p>
+      <w:pPr>
+        <w:pStyle w:val="Normal"/>
+        <w:rPr>
+          <w:rFonts w:ascii="Calibri" w:hAnsi="Calibri"/>
+        </w:rPr>
+      </w:pPr>
+      <w:r>
+        <w:rPr>
+          <w:rFonts w:ascii="Calibri" w:hAnsi="Calibri"/>
+          <w:b/>
+        </w:rPr>
+        <w:t xml:space="preserve">Mini exercise: </w:t>
+      </w:r>
+      <w:r>
+        <w:rPr>
+          <w:rFonts w:ascii="Calibri" w:hAnsi="Calibri"/>
+        </w:rPr>
+        <w:t>Should the unknown order_id row be silently dropped?</w:t>
+      </w:r>
+    </w:p>
+    <w:p>
+      <w:pPr>
+        <w:pStyle w:val="Normal"/>
+        <w:rPr>
+          <w:rFonts w:ascii="Calibri" w:hAnsi="Calibri"/>
+        </w:rPr>
+      </w:pPr>
+      <w:r>
+        <w:rPr>
+          <w:rFonts w:ascii="Calibri" w:hAnsi="Calibri"/>
+          <w:b/>
+        </w:rPr>
+        <w:t xml:space="preserve">Solution: </w:t>
+      </w:r>
+      <w:r>
+        <w:rPr>
+          <w:rFonts w:ascii="Calibri" w:hAnsi="Calibri"/>
+        </w:rPr>
+        <w:t>No. It should be quarantined with the reason so the source owner can correct the batch or the pipeline can replay after the order arrives.</w:t>
+      </w:r>
+    </w:p>
+    <w:p>
+      <w:pPr>
+        <w:pStyle w:val="Heading2"/>
+        <w:rPr>
+          <w:rFonts w:ascii="Calibri" w:hAnsi="Calibri"/>
+        </w:rPr>
+      </w:pPr>
+      <w:r>
+        <w:rPr/>
+        <w:t>Exercise 6 - Classify schema evolution proposals</w:t>
+      </w:r>
+    </w:p>
+    <w:p>
+      <w:pPr>
+        <w:pStyle w:val="Normal"/>
+        <w:rPr>
+          <w:rFonts w:ascii="Calibri" w:hAnsi="Calibri"/>
+        </w:rPr>
+      </w:pPr>
+      <w:r>
+        <w:rPr>
+          <w:rFonts w:ascii="Calibri" w:hAnsi="Calibri"/>
+          <w:b/>
+        </w:rPr>
+        <w:t xml:space="preserve">Objective: </w:t>
+      </w:r>
+      <w:r>
+        <w:rPr>
+          <w:rFonts w:ascii="Calibri" w:hAnsi="Calibri"/>
+        </w:rPr>
+        <w:t>Use compatibility thinking to decide which contract changes are safe.</w:t>
+      </w:r>
+    </w:p>
+    <w:p>
+      <w:pPr>
+        <w:pStyle w:val="Normal"/>
+        <w:rPr>
+          <w:rFonts w:ascii="Calibri" w:hAnsi="Calibri"/>
+        </w:rPr>
+      </w:pPr>
+      <w:r>
+        <w:rPr>
+          <w:rFonts w:ascii="Calibri" w:hAnsi="Calibri"/>
+          <w:b/>
+        </w:rPr>
+        <w:t xml:space="preserve">Explanation: </w:t>
+      </w:r>
+      <w:r>
+        <w:rPr>
+          <w:rFonts w:ascii="Calibri" w:hAnsi="Calibri"/>
+        </w:rPr>
+        <w:t>Schema evolution is a production guardrail. The lab stores a small decision file that mirrors the type of compatibility review teams do before changing event contracts.</w:t>
+      </w:r>
+    </w:p>
+    <w:p>
+      <w:pPr>
+        <w:pStyle w:val="Normal"/>
+        <w:rPr>
+          <w:rFonts w:ascii="Calibri" w:hAnsi="Calibri"/>
+        </w:rPr>
+      </w:pPr>
+      <w:r>
+        <w:rPr>
+          <w:rFonts w:ascii="Calibri" w:hAnsi="Calibri"/>
+        </w:rPr>
+        <w:t>Commands:</w:t>
       </w:r>
     </w:p>
     <w:p>
@@ -2278,142 +2431,10 @@
       <w:r>
         <w:rPr>
           <w:rFonts w:ascii="Calibri" w:hAnsi="Calibri"/>
-        </w:rPr>
-        <w:t>python -m json.tool outputs/quarantine/dlq_logistics.json</w:t>
-      </w:r>
-    </w:p>
-    <w:p>
-      <w:pPr>
-        <w:pStyle w:val="Normal"/>
-        <w:ind w:start="360"/>
-        <w:rPr>
-          <w:rFonts w:ascii="Calibri" w:hAnsi="Calibri"/>
-        </w:rPr>
-      </w:pPr>
-      <w:r>
-        <w:rPr>
-          <w:rFonts w:ascii="Calibri" w:hAnsi="Calibri"/>
-          <w:b/>
-        </w:rPr>
-        <w:t xml:space="preserve">Expected output: </w:t>
-      </w:r>
-      <w:r>
-        <w:rPr>
-          <w:rFonts w:ascii="Calibri" w:hAnsi="Calibri"/>
-        </w:rPr>
-        <w:t>Two DLQ records appear: one missing shipment_id and one unknown order_id.</w:t>
-      </w:r>
-    </w:p>
-    <w:p>
-      <w:pPr>
-        <w:pStyle w:val="Normal"/>
-        <w:rPr>
-          <w:rFonts w:ascii="Calibri" w:hAnsi="Calibri"/>
-        </w:rPr>
-      </w:pPr>
-      <w:r>
-        <w:rPr>
-          <w:rFonts w:ascii="Calibri" w:hAnsi="Calibri"/>
-          <w:b/>
-        </w:rPr>
-        <w:t xml:space="preserve">Mini exercise: </w:t>
-      </w:r>
-      <w:r>
-        <w:rPr>
-          <w:rFonts w:ascii="Calibri" w:hAnsi="Calibri"/>
-        </w:rPr>
-        <w:t>Should the unknown order_id row be silently dropped?</w:t>
-      </w:r>
-    </w:p>
-    <w:p>
-      <w:pPr>
-        <w:pStyle w:val="Normal"/>
-        <w:rPr>
-          <w:rFonts w:ascii="Calibri" w:hAnsi="Calibri"/>
-        </w:rPr>
-      </w:pPr>
-      <w:r>
-        <w:rPr>
-          <w:rFonts w:ascii="Calibri" w:hAnsi="Calibri"/>
-          <w:b/>
-        </w:rPr>
-        <w:t xml:space="preserve">Solution: </w:t>
-      </w:r>
-      <w:r>
-        <w:rPr>
-          <w:rFonts w:ascii="Calibri" w:hAnsi="Calibri"/>
-        </w:rPr>
-        <w:t>No. It should be quarantined with the reason so the source owner can correct the batch or the pipeline can replay after the order arrives.</w:t>
-      </w:r>
-    </w:p>
-    <w:p>
-      <w:pPr>
-        <w:pStyle w:val="Heading2"/>
-        <w:rPr>
-          <w:rFonts w:ascii="Calibri" w:hAnsi="Calibri"/>
-        </w:rPr>
-      </w:pPr>
-      <w:r>
-        <w:rPr>
-          <w:rFonts w:ascii="Calibri" w:hAnsi="Calibri"/>
-        </w:rPr>
-        <w:t>Exercise 6 - Classify schema evolution proposals</w:t>
-      </w:r>
-    </w:p>
-    <w:p>
-      <w:pPr>
-        <w:pStyle w:val="Normal"/>
-        <w:rPr>
-          <w:rFonts w:ascii="Calibri" w:hAnsi="Calibri"/>
-        </w:rPr>
-      </w:pPr>
-      <w:r>
-        <w:rPr>
-          <w:rFonts w:ascii="Calibri" w:hAnsi="Calibri"/>
-          <w:b/>
-        </w:rPr>
-        <w:t xml:space="preserve">Objective: </w:t>
-      </w:r>
-      <w:r>
-        <w:rPr>
-          <w:rFonts w:ascii="Calibri" w:hAnsi="Calibri"/>
-        </w:rPr>
-        <w:t>Use compatibility thinking to decide which contract changes are safe.</w:t>
-      </w:r>
-    </w:p>
-    <w:p>
-      <w:pPr>
-        <w:pStyle w:val="Normal"/>
-        <w:rPr>
-          <w:rFonts w:ascii="Calibri" w:hAnsi="Calibri"/>
-        </w:rPr>
-      </w:pPr>
-      <w:r>
-        <w:rPr>
-          <w:rFonts w:ascii="Calibri" w:hAnsi="Calibri"/>
-          <w:b/>
-        </w:rPr>
-        <w:t xml:space="preserve">Explanation: </w:t>
-      </w:r>
-      <w:r>
-        <w:rPr>
-          <w:rFonts w:ascii="Calibri" w:hAnsi="Calibri"/>
-        </w:rPr>
-        <w:t>Schema evolution is a production guardrail. The lab stores a small decision file that mirrors the type of compatibility review teams do before changing event contracts.</w:t>
-      </w:r>
-    </w:p>
-    <w:p>
-      <w:pPr>
-        <w:pStyle w:val="Normal"/>
-        <w:rPr>
-          <w:rFonts w:ascii="Calibri" w:hAnsi="Calibri"/>
-        </w:rPr>
-      </w:pPr>
-      <w:r>
-        <w:rPr>
-          <w:rFonts w:ascii="Calibri" w:hAnsi="Calibri"/>
-        </w:rPr>
-        <w:t>Commands:</w:t>
+          <w:color w:val="263242"/>
+          <w:sz w:val="18"/>
+        </w:rPr>
+        <w:t>python medallion_pipeline.py all</w:t>
       </w:r>
     </w:p>
     <w:p>
@@ -2431,7 +2452,139 @@
           <w:color w:val="263242"/>
           <w:sz w:val="18"/>
         </w:rPr>
-        <w:t>python medallion_pipeline.py all</w:t>
+        <w:t>python -m json.tool outputs/silver/schema_change_decisions.json</w:t>
+      </w:r>
+    </w:p>
+    <w:p>
+      <w:pPr>
+        <w:pStyle w:val="Normal"/>
+        <w:ind w:start="360"/>
+        <w:rPr>
+          <w:rFonts w:ascii="Calibri" w:hAnsi="Calibri"/>
+        </w:rPr>
+      </w:pPr>
+      <w:r>
+        <w:rPr>
+          <w:rFonts w:ascii="Calibri" w:hAnsi="Calibri"/>
+          <w:b/>
+        </w:rPr>
+        <w:t xml:space="preserve">Expected output: </w:t>
+      </w:r>
+      <w:r>
+        <w:rPr>
+          <w:rFonts w:ascii="Calibri" w:hAnsi="Calibri"/>
+        </w:rPr>
+        <w:t>The optional customer_tier addition is accepted, order_id rename is rejected, and optional coupon_code removal is accepted with a backward-focused policy.</w:t>
+      </w:r>
+    </w:p>
+    <w:p>
+      <w:pPr>
+        <w:pStyle w:val="Normal"/>
+        <w:rPr>
+          <w:rFonts w:ascii="Calibri" w:hAnsi="Calibri"/>
+        </w:rPr>
+      </w:pPr>
+      <w:r>
+        <w:rPr>
+          <w:rFonts w:ascii="Calibri" w:hAnsi="Calibri"/>
+          <w:b/>
+        </w:rPr>
+        <w:t xml:space="preserve">Mini exercise: </w:t>
+      </w:r>
+      <w:r>
+        <w:rPr>
+          <w:rFonts w:ascii="Calibri" w:hAnsi="Calibri"/>
+        </w:rPr>
+        <w:t>Multiple choice: Renaming order_id to id is safe because the meaning is the same. A) True B) False</w:t>
+      </w:r>
+    </w:p>
+    <w:p>
+      <w:pPr>
+        <w:pStyle w:val="Normal"/>
+        <w:rPr>
+          <w:rFonts w:ascii="Calibri" w:hAnsi="Calibri"/>
+        </w:rPr>
+      </w:pPr>
+      <w:r>
+        <w:rPr>
+          <w:rFonts w:ascii="Calibri" w:hAnsi="Calibri"/>
+          <w:b/>
+        </w:rPr>
+        <w:t xml:space="preserve">Solution: </w:t>
+      </w:r>
+      <w:r>
+        <w:rPr>
+          <w:rFonts w:ascii="Calibri" w:hAnsi="Calibri"/>
+        </w:rPr>
+        <w:t>B) False. Consumers read field names, not intentions. Use aliases or dual fields during a migration.</w:t>
+      </w:r>
+    </w:p>
+    <w:p>
+      <w:pPr>
+        <w:pStyle w:val="Heading2"/>
+        <w:rPr>
+          <w:rFonts w:ascii="Calibri" w:hAnsi="Calibri"/>
+        </w:rPr>
+      </w:pPr>
+      <w:r>
+        <w:rPr/>
+        <w:t>Exercise 7 - Create dimensions and facts</w:t>
+      </w:r>
+    </w:p>
+    <w:p>
+      <w:pPr>
+        <w:pStyle w:val="Normal"/>
+        <w:rPr>
+          <w:rFonts w:ascii="Calibri" w:hAnsi="Calibri"/>
+        </w:rPr>
+      </w:pPr>
+      <w:r>
+        <w:rPr>
+          <w:rFonts w:ascii="Calibri" w:hAnsi="Calibri"/>
+          <w:b/>
+        </w:rPr>
+        <w:t xml:space="preserve">Objective: </w:t>
+      </w:r>
+      <w:r>
+        <w:rPr>
+          <w:rFonts w:ascii="Calibri" w:hAnsi="Calibri"/>
+        </w:rPr>
+        <w:t>Build a customer dimension and order fact table from Silver records.</w:t>
+      </w:r>
+    </w:p>
+    <w:p>
+      <w:pPr>
+        <w:pStyle w:val="Normal"/>
+        <w:rPr>
+          <w:rFonts w:ascii="Calibri" w:hAnsi="Calibri"/>
+        </w:rPr>
+      </w:pPr>
+      <w:r>
+        <w:rPr>
+          <w:rFonts w:ascii="Calibri" w:hAnsi="Calibri"/>
+          <w:b/>
+        </w:rPr>
+        <w:t xml:space="preserve">Explanation: </w:t>
+      </w:r>
+      <w:r>
+        <w:rPr>
+          <w:rFonts w:ascii="Calibri" w:hAnsi="Calibri"/>
+        </w:rPr>
+        <w:t>Medallion pipelines often start dimensional modeling in Silver and serve aggregated views in Gold. This keeps BI logic consistent.</w:t>
+      </w:r>
+    </w:p>
+    <w:p>
+      <w:pPr>
+        <w:pStyle w:val="Normal"/>
+        <w:rPr>
+          <w:rFonts w:ascii="Calibri" w:hAnsi="Calibri"/>
+        </w:rPr>
+      </w:pPr>
+      <w:r>
+        <w:rPr>
+          <w:rFonts w:ascii="Calibri" w:hAnsi="Calibri"/>
+        </w:rPr>
+        <w:t>Commands:</w:t>
       </w:r>
     </w:p>
     <w:p>
@@ -2449,141 +2602,7 @@
           <w:color w:val="263242"/>
           <w:sz w:val="18"/>
         </w:rPr>
-        <w:t>python -m json.tool outputs/silver/schema_change_decisions.json</w:t>
-      </w:r>
-    </w:p>
-    <w:p>
-      <w:pPr>
-        <w:pStyle w:val="Normal"/>
-        <w:ind w:start="360"/>
-        <w:rPr>
-          <w:rFonts w:ascii="Calibri" w:hAnsi="Calibri"/>
-        </w:rPr>
-      </w:pPr>
-      <w:r>
-        <w:rPr>
-          <w:rFonts w:ascii="Calibri" w:hAnsi="Calibri"/>
-          <w:b/>
-        </w:rPr>
-        <w:t xml:space="preserve">Expected output: </w:t>
-      </w:r>
-      <w:r>
-        <w:rPr>
-          <w:rFonts w:ascii="Calibri" w:hAnsi="Calibri"/>
-        </w:rPr>
-        <w:t>The optional customer_tier addition is accepted, order_id rename is rejected, and optional coupon_code removal is accepted with a backward-focused policy.</w:t>
-      </w:r>
-    </w:p>
-    <w:p>
-      <w:pPr>
-        <w:pStyle w:val="Normal"/>
-        <w:rPr>
-          <w:rFonts w:ascii="Calibri" w:hAnsi="Calibri"/>
-        </w:rPr>
-      </w:pPr>
-      <w:r>
-        <w:rPr>
-          <w:rFonts w:ascii="Calibri" w:hAnsi="Calibri"/>
-          <w:b/>
-        </w:rPr>
-        <w:t xml:space="preserve">Mini exercise: </w:t>
-      </w:r>
-      <w:r>
-        <w:rPr>
-          <w:rFonts w:ascii="Calibri" w:hAnsi="Calibri"/>
-        </w:rPr>
-        <w:t>Multiple choice: Renaming order_id to id is safe because the meaning is the same. A) True B) False</w:t>
-      </w:r>
-    </w:p>
-    <w:p>
-      <w:pPr>
-        <w:pStyle w:val="Normal"/>
-        <w:rPr>
-          <w:rFonts w:ascii="Calibri" w:hAnsi="Calibri"/>
-        </w:rPr>
-      </w:pPr>
-      <w:r>
-        <w:rPr>
-          <w:rFonts w:ascii="Calibri" w:hAnsi="Calibri"/>
-          <w:b/>
-        </w:rPr>
-        <w:t xml:space="preserve">Solution: </w:t>
-      </w:r>
-      <w:r>
-        <w:rPr>
-          <w:rFonts w:ascii="Calibri" w:hAnsi="Calibri"/>
-        </w:rPr>
-        <w:t>B) False. Consumers read field names, not intentions. Use aliases or dual fields during a migration.</w:t>
-      </w:r>
-    </w:p>
-    <w:p>
-      <w:pPr>
-        <w:pStyle w:val="Heading2"/>
-        <w:rPr>
-          <w:rFonts w:ascii="Calibri" w:hAnsi="Calibri"/>
-        </w:rPr>
-      </w:pPr>
-      <w:r>
-        <w:rPr>
-          <w:rFonts w:ascii="Calibri" w:hAnsi="Calibri"/>
-        </w:rPr>
-        <w:t>Exercise 7 - Create dimensions and facts</w:t>
-      </w:r>
-    </w:p>
-    <w:p>
-      <w:pPr>
-        <w:pStyle w:val="Normal"/>
-        <w:rPr>
-          <w:rFonts w:ascii="Calibri" w:hAnsi="Calibri"/>
-        </w:rPr>
-      </w:pPr>
-      <w:r>
-        <w:rPr>
-          <w:rFonts w:ascii="Calibri" w:hAnsi="Calibri"/>
-          <w:b/>
-        </w:rPr>
-        <w:t xml:space="preserve">Objective: </w:t>
-      </w:r>
-      <w:r>
-        <w:rPr>
-          <w:rFonts w:ascii="Calibri" w:hAnsi="Calibri"/>
-        </w:rPr>
-        <w:t>Build a customer dimension and order fact table from Silver records.</w:t>
-      </w:r>
-    </w:p>
-    <w:p>
-      <w:pPr>
-        <w:pStyle w:val="Normal"/>
-        <w:rPr>
-          <w:rFonts w:ascii="Calibri" w:hAnsi="Calibri"/>
-        </w:rPr>
-      </w:pPr>
-      <w:r>
-        <w:rPr>
-          <w:rFonts w:ascii="Calibri" w:hAnsi="Calibri"/>
-          <w:b/>
-        </w:rPr>
-        <w:t xml:space="preserve">Explanation: </w:t>
-      </w:r>
-      <w:r>
-        <w:rPr>
-          <w:rFonts w:ascii="Calibri" w:hAnsi="Calibri"/>
-        </w:rPr>
-        <w:t>Medallion pipelines often start dimensional modeling in Silver and serve aggregated views in Gold. This keeps BI logic consistent.</w:t>
-      </w:r>
-    </w:p>
-    <w:p>
-      <w:pPr>
-        <w:pStyle w:val="Normal"/>
-        <w:rPr>
-          <w:rFonts w:ascii="Calibri" w:hAnsi="Calibri"/>
-        </w:rPr>
-      </w:pPr>
-      <w:r>
-        <w:rPr>
-          <w:rFonts w:ascii="Calibri" w:hAnsi="Calibri"/>
-        </w:rPr>
-        <w:t>Commands:</w:t>
+        <w:t>python medallion_pipeline.py all</w:t>
       </w:r>
     </w:p>
     <w:p>
@@ -2601,7 +2620,139 @@
           <w:color w:val="263242"/>
           <w:sz w:val="18"/>
         </w:rPr>
-        <w:t>python medallion_pipeline.py all</w:t>
+        <w:t>python -c "import csv; print(list(csv.DictReader(open('outputs/silver/dim_customer.csv')))); print(list(csv.DictReader(open('outputs/silver/fact_orders.csv'))))"</w:t>
+      </w:r>
+    </w:p>
+    <w:p>
+      <w:pPr>
+        <w:pStyle w:val="Normal"/>
+        <w:ind w:start="360"/>
+        <w:rPr>
+          <w:rFonts w:ascii="Calibri" w:hAnsi="Calibri"/>
+        </w:rPr>
+      </w:pPr>
+      <w:r>
+        <w:rPr>
+          <w:rFonts w:ascii="Calibri" w:hAnsi="Calibri"/>
+          <w:b/>
+        </w:rPr>
+        <w:t xml:space="preserve">Expected output: </w:t>
+      </w:r>
+      <w:r>
+        <w:rPr>
+          <w:rFonts w:ascii="Calibri" w:hAnsi="Calibri"/>
+        </w:rPr>
+        <w:t>dim_customer includes customer attributes. fact_orders includes order_id, order_date, customer_key, region, status, and amount.</w:t>
+      </w:r>
+    </w:p>
+    <w:p>
+      <w:pPr>
+        <w:pStyle w:val="Normal"/>
+        <w:rPr>
+          <w:rFonts w:ascii="Calibri" w:hAnsi="Calibri"/>
+        </w:rPr>
+      </w:pPr>
+      <w:r>
+        <w:rPr>
+          <w:rFonts w:ascii="Calibri" w:hAnsi="Calibri"/>
+          <w:b/>
+        </w:rPr>
+        <w:t xml:space="preserve">Mini exercise: </w:t>
+      </w:r>
+      <w:r>
+        <w:rPr>
+          <w:rFonts w:ascii="Calibri" w:hAnsi="Calibri"/>
+        </w:rPr>
+        <w:t>Classify: customer_tier belongs in a dimension or fact?</w:t>
+      </w:r>
+    </w:p>
+    <w:p>
+      <w:pPr>
+        <w:pStyle w:val="Normal"/>
+        <w:rPr>
+          <w:rFonts w:ascii="Calibri" w:hAnsi="Calibri"/>
+        </w:rPr>
+      </w:pPr>
+      <w:r>
+        <w:rPr>
+          <w:rFonts w:ascii="Calibri" w:hAnsi="Calibri"/>
+          <w:b/>
+        </w:rPr>
+        <w:t xml:space="preserve">Solution: </w:t>
+      </w:r>
+      <w:r>
+        <w:rPr>
+          <w:rFonts w:ascii="Calibri" w:hAnsi="Calibri"/>
+        </w:rPr>
+        <w:t>Dimension. It describes the customer entity and can be joined to order facts for analysis.</w:t>
+      </w:r>
+    </w:p>
+    <w:p>
+      <w:pPr>
+        <w:pStyle w:val="Heading2"/>
+        <w:rPr>
+          <w:rFonts w:ascii="Calibri" w:hAnsi="Calibri"/>
+        </w:rPr>
+      </w:pPr>
+      <w:r>
+        <w:rPr/>
+        <w:t>Exercise 8 - Publish Gold KPIs</w:t>
+      </w:r>
+    </w:p>
+    <w:p>
+      <w:pPr>
+        <w:pStyle w:val="Normal"/>
+        <w:rPr>
+          <w:rFonts w:ascii="Calibri" w:hAnsi="Calibri"/>
+        </w:rPr>
+      </w:pPr>
+      <w:r>
+        <w:rPr>
+          <w:rFonts w:ascii="Calibri" w:hAnsi="Calibri"/>
+          <w:b/>
+        </w:rPr>
+        <w:t xml:space="preserve">Objective: </w:t>
+      </w:r>
+      <w:r>
+        <w:rPr>
+          <w:rFonts w:ascii="Calibri" w:hAnsi="Calibri"/>
+        </w:rPr>
+        <w:t>Create business-ready Gold summaries for daily revenue, region orders, and clickstream activity.</w:t>
+      </w:r>
+    </w:p>
+    <w:p>
+      <w:pPr>
+        <w:pStyle w:val="Normal"/>
+        <w:rPr>
+          <w:rFonts w:ascii="Calibri" w:hAnsi="Calibri"/>
+        </w:rPr>
+      </w:pPr>
+      <w:r>
+        <w:rPr>
+          <w:rFonts w:ascii="Calibri" w:hAnsi="Calibri"/>
+          <w:b/>
+        </w:rPr>
+        <w:t xml:space="preserve">Explanation: </w:t>
+      </w:r>
+      <w:r>
+        <w:rPr>
+          <w:rFonts w:ascii="Calibri" w:hAnsi="Calibri"/>
+        </w:rPr>
+        <w:t>Gold tables answer business questions. They should be small, named clearly, and built from validated Silver data.</w:t>
+      </w:r>
+    </w:p>
+    <w:p>
+      <w:pPr>
+        <w:pStyle w:val="Normal"/>
+        <w:rPr>
+          <w:rFonts w:ascii="Calibri" w:hAnsi="Calibri"/>
+        </w:rPr>
+      </w:pPr>
+      <w:r>
+        <w:rPr>
+          <w:rFonts w:ascii="Calibri" w:hAnsi="Calibri"/>
+        </w:rPr>
+        <w:t>Commands:</w:t>
       </w:r>
     </w:p>
     <w:p>
@@ -2619,141 +2770,7 @@
           <w:color w:val="263242"/>
           <w:sz w:val="18"/>
         </w:rPr>
-        <w:t>python -c "import csv; print(list(csv.DictReader(open('outputs/silver/dim_customer.csv')))); print(list(csv.DictReader(open('outputs/silver/fact_orders.csv'))))"</w:t>
-      </w:r>
-    </w:p>
-    <w:p>
-      <w:pPr>
-        <w:pStyle w:val="Normal"/>
-        <w:ind w:start="360"/>
-        <w:rPr>
-          <w:rFonts w:ascii="Calibri" w:hAnsi="Calibri"/>
-        </w:rPr>
-      </w:pPr>
-      <w:r>
-        <w:rPr>
-          <w:rFonts w:ascii="Calibri" w:hAnsi="Calibri"/>
-          <w:b/>
-        </w:rPr>
-        <w:t xml:space="preserve">Expected output: </w:t>
-      </w:r>
-      <w:r>
-        <w:rPr>
-          <w:rFonts w:ascii="Calibri" w:hAnsi="Calibri"/>
-        </w:rPr>
-        <w:t>dim_customer includes customer attributes. fact_orders includes order_id, order_date, customer_key, region, status, and amount.</w:t>
-      </w:r>
-    </w:p>
-    <w:p>
-      <w:pPr>
-        <w:pStyle w:val="Normal"/>
-        <w:rPr>
-          <w:rFonts w:ascii="Calibri" w:hAnsi="Calibri"/>
-        </w:rPr>
-      </w:pPr>
-      <w:r>
-        <w:rPr>
-          <w:rFonts w:ascii="Calibri" w:hAnsi="Calibri"/>
-          <w:b/>
-        </w:rPr>
-        <w:t xml:space="preserve">Mini exercise: </w:t>
-      </w:r>
-      <w:r>
-        <w:rPr>
-          <w:rFonts w:ascii="Calibri" w:hAnsi="Calibri"/>
-        </w:rPr>
-        <w:t>Classify: customer_tier belongs in a dimension or fact?</w:t>
-      </w:r>
-    </w:p>
-    <w:p>
-      <w:pPr>
-        <w:pStyle w:val="Normal"/>
-        <w:rPr>
-          <w:rFonts w:ascii="Calibri" w:hAnsi="Calibri"/>
-        </w:rPr>
-      </w:pPr>
-      <w:r>
-        <w:rPr>
-          <w:rFonts w:ascii="Calibri" w:hAnsi="Calibri"/>
-          <w:b/>
-        </w:rPr>
-        <w:t xml:space="preserve">Solution: </w:t>
-      </w:r>
-      <w:r>
-        <w:rPr>
-          <w:rFonts w:ascii="Calibri" w:hAnsi="Calibri"/>
-        </w:rPr>
-        <w:t>Dimension. It describes the customer entity and can be joined to order facts for analysis.</w:t>
-      </w:r>
-    </w:p>
-    <w:p>
-      <w:pPr>
-        <w:pStyle w:val="Heading2"/>
-        <w:rPr>
-          <w:rFonts w:ascii="Calibri" w:hAnsi="Calibri"/>
-        </w:rPr>
-      </w:pPr>
-      <w:r>
-        <w:rPr>
-          <w:rFonts w:ascii="Calibri" w:hAnsi="Calibri"/>
-        </w:rPr>
-        <w:t>Exercise 8 - Publish Gold KPIs</w:t>
-      </w:r>
-    </w:p>
-    <w:p>
-      <w:pPr>
-        <w:pStyle w:val="Normal"/>
-        <w:rPr>
-          <w:rFonts w:ascii="Calibri" w:hAnsi="Calibri"/>
-        </w:rPr>
-      </w:pPr>
-      <w:r>
-        <w:rPr>
-          <w:rFonts w:ascii="Calibri" w:hAnsi="Calibri"/>
-          <w:b/>
-        </w:rPr>
-        <w:t xml:space="preserve">Objective: </w:t>
-      </w:r>
-      <w:r>
-        <w:rPr>
-          <w:rFonts w:ascii="Calibri" w:hAnsi="Calibri"/>
-        </w:rPr>
-        <w:t>Create business-ready Gold summaries for daily revenue, region orders, and clickstream activity.</w:t>
-      </w:r>
-    </w:p>
-    <w:p>
-      <w:pPr>
-        <w:pStyle w:val="Normal"/>
-        <w:rPr>
-          <w:rFonts w:ascii="Calibri" w:hAnsi="Calibri"/>
-        </w:rPr>
-      </w:pPr>
-      <w:r>
-        <w:rPr>
-          <w:rFonts w:ascii="Calibri" w:hAnsi="Calibri"/>
-          <w:b/>
-        </w:rPr>
-        <w:t xml:space="preserve">Explanation: </w:t>
-      </w:r>
-      <w:r>
-        <w:rPr>
-          <w:rFonts w:ascii="Calibri" w:hAnsi="Calibri"/>
-        </w:rPr>
-        <w:t>Gold tables answer business questions. They should be small, named clearly, and built from validated Silver data.</w:t>
-      </w:r>
-    </w:p>
-    <w:p>
-      <w:pPr>
-        <w:pStyle w:val="Normal"/>
-        <w:rPr>
-          <w:rFonts w:ascii="Calibri" w:hAnsi="Calibri"/>
-        </w:rPr>
-      </w:pPr>
-      <w:r>
-        <w:rPr>
-          <w:rFonts w:ascii="Calibri" w:hAnsi="Calibri"/>
-        </w:rPr>
-        <w:t>Commands:</w:t>
+        <w:t>python medallion_pipeline.py all</w:t>
       </w:r>
     </w:p>
     <w:p>
@@ -2771,7 +2788,139 @@
           <w:color w:val="263242"/>
           <w:sz w:val="18"/>
         </w:rPr>
-        <w:t>python medallion_pipeline.py all</w:t>
+        <w:t>python -c "import csv; print(list(csv.DictReader(open('outputs/gold/daily_order_kpis.csv'))))"</w:t>
+      </w:r>
+    </w:p>
+    <w:p>
+      <w:pPr>
+        <w:pStyle w:val="Normal"/>
+        <w:ind w:start="360"/>
+        <w:rPr>
+          <w:rFonts w:ascii="Calibri" w:hAnsi="Calibri"/>
+        </w:rPr>
+      </w:pPr>
+      <w:r>
+        <w:rPr>
+          <w:rFonts w:ascii="Calibri" w:hAnsi="Calibri"/>
+          <w:b/>
+        </w:rPr>
+        <w:t xml:space="preserve">Expected output: </w:t>
+      </w:r>
+      <w:r>
+        <w:rPr>
+          <w:rFonts w:ascii="Calibri" w:hAnsi="Calibri"/>
+        </w:rPr>
+        <w:t>The daily KPI has 2 paid/shipped orders and recognized_revenue of 195.50.</w:t>
+      </w:r>
+    </w:p>
+    <w:p>
+      <w:pPr>
+        <w:pStyle w:val="Normal"/>
+        <w:rPr>
+          <w:rFonts w:ascii="Calibri" w:hAnsi="Calibri"/>
+        </w:rPr>
+      </w:pPr>
+      <w:r>
+        <w:rPr>
+          <w:rFonts w:ascii="Calibri" w:hAnsi="Calibri"/>
+          <w:b/>
+        </w:rPr>
+        <w:t xml:space="preserve">Mini exercise: </w:t>
+      </w:r>
+      <w:r>
+        <w:rPr>
+          <w:rFonts w:ascii="Calibri" w:hAnsi="Calibri"/>
+        </w:rPr>
+        <w:t>Fill in the blank: Gold should be optimized for ____ users and dashboards.</w:t>
+      </w:r>
+    </w:p>
+    <w:p>
+      <w:pPr>
+        <w:pStyle w:val="Normal"/>
+        <w:rPr>
+          <w:rFonts w:ascii="Calibri" w:hAnsi="Calibri"/>
+        </w:rPr>
+      </w:pPr>
+      <w:r>
+        <w:rPr>
+          <w:rFonts w:ascii="Calibri" w:hAnsi="Calibri"/>
+          <w:b/>
+        </w:rPr>
+        <w:t xml:space="preserve">Solution: </w:t>
+      </w:r>
+      <w:r>
+        <w:rPr>
+          <w:rFonts w:ascii="Calibri" w:hAnsi="Calibri"/>
+        </w:rPr>
+        <w:t>business. Gold aligns measures, grain, and labels with reporting needs.</w:t>
+      </w:r>
+    </w:p>
+    <w:p>
+      <w:pPr>
+        <w:pStyle w:val="Heading2"/>
+        <w:rPr>
+          <w:rFonts w:ascii="Calibri" w:hAnsi="Calibri"/>
+        </w:rPr>
+      </w:pPr>
+      <w:r>
+        <w:rPr/>
+        <w:t>Exercise 9 - Replay after fixing a bad record</w:t>
+      </w:r>
+    </w:p>
+    <w:p>
+      <w:pPr>
+        <w:pStyle w:val="Normal"/>
+        <w:rPr>
+          <w:rFonts w:ascii="Calibri" w:hAnsi="Calibri"/>
+        </w:rPr>
+      </w:pPr>
+      <w:r>
+        <w:rPr>
+          <w:rFonts w:ascii="Calibri" w:hAnsi="Calibri"/>
+          <w:b/>
+        </w:rPr>
+        <w:t xml:space="preserve">Objective: </w:t>
+      </w:r>
+      <w:r>
+        <w:rPr>
+          <w:rFonts w:ascii="Calibri" w:hAnsi="Calibri"/>
+        </w:rPr>
+        <w:t>Practice replayability by correcting a logistics row and rerunning the pipeline.</w:t>
+      </w:r>
+    </w:p>
+    <w:p>
+      <w:pPr>
+        <w:pStyle w:val="Normal"/>
+        <w:rPr>
+          <w:rFonts w:ascii="Calibri" w:hAnsi="Calibri"/>
+        </w:rPr>
+      </w:pPr>
+      <w:r>
+        <w:rPr>
+          <w:rFonts w:ascii="Calibri" w:hAnsi="Calibri"/>
+          <w:b/>
+        </w:rPr>
+        <w:t xml:space="preserve">Explanation: </w:t>
+      </w:r>
+      <w:r>
+        <w:rPr>
+          <w:rFonts w:ascii="Calibri" w:hAnsi="Calibri"/>
+        </w:rPr>
+        <w:t>In production, DLQ replay should be deliberate. Fix the source record, rerun, and compare quality counts so the team can prove the defect is closed.</w:t>
+      </w:r>
+    </w:p>
+    <w:p>
+      <w:pPr>
+        <w:pStyle w:val="Normal"/>
+        <w:rPr>
+          <w:rFonts w:ascii="Calibri" w:hAnsi="Calibri"/>
+        </w:rPr>
+      </w:pPr>
+      <w:r>
+        <w:rPr>
+          <w:rFonts w:ascii="Calibri" w:hAnsi="Calibri"/>
+        </w:rPr>
+        <w:t>Commands:</w:t>
       </w:r>
     </w:p>
     <w:p>
@@ -2789,141 +2938,7 @@
           <w:color w:val="263242"/>
           <w:sz w:val="18"/>
         </w:rPr>
-        <w:t>python -c "import csv; print(list(csv.DictReader(open('outputs/gold/daily_order_kpis.csv'))))"</w:t>
-      </w:r>
-    </w:p>
-    <w:p>
-      <w:pPr>
-        <w:pStyle w:val="Normal"/>
-        <w:ind w:start="360"/>
-        <w:rPr>
-          <w:rFonts w:ascii="Calibri" w:hAnsi="Calibri"/>
-        </w:rPr>
-      </w:pPr>
-      <w:r>
-        <w:rPr>
-          <w:rFonts w:ascii="Calibri" w:hAnsi="Calibri"/>
-          <w:b/>
-        </w:rPr>
-        <w:t xml:space="preserve">Expected output: </w:t>
-      </w:r>
-      <w:r>
-        <w:rPr>
-          <w:rFonts w:ascii="Calibri" w:hAnsi="Calibri"/>
-        </w:rPr>
-        <w:t>The daily KPI has 2 paid/shipped orders and recognized_revenue of 195.50.</w:t>
-      </w:r>
-    </w:p>
-    <w:p>
-      <w:pPr>
-        <w:pStyle w:val="Normal"/>
-        <w:rPr>
-          <w:rFonts w:ascii="Calibri" w:hAnsi="Calibri"/>
-        </w:rPr>
-      </w:pPr>
-      <w:r>
-        <w:rPr>
-          <w:rFonts w:ascii="Calibri" w:hAnsi="Calibri"/>
-          <w:b/>
-        </w:rPr>
-        <w:t xml:space="preserve">Mini exercise: </w:t>
-      </w:r>
-      <w:r>
-        <w:rPr>
-          <w:rFonts w:ascii="Calibri" w:hAnsi="Calibri"/>
-        </w:rPr>
-        <w:t>Fill in the blank: Gold should be optimized for ____ users and dashboards.</w:t>
-      </w:r>
-    </w:p>
-    <w:p>
-      <w:pPr>
-        <w:pStyle w:val="Normal"/>
-        <w:rPr>
-          <w:rFonts w:ascii="Calibri" w:hAnsi="Calibri"/>
-        </w:rPr>
-      </w:pPr>
-      <w:r>
-        <w:rPr>
-          <w:rFonts w:ascii="Calibri" w:hAnsi="Calibri"/>
-          <w:b/>
-        </w:rPr>
-        <w:t xml:space="preserve">Solution: </w:t>
-      </w:r>
-      <w:r>
-        <w:rPr>
-          <w:rFonts w:ascii="Calibri" w:hAnsi="Calibri"/>
-        </w:rPr>
-        <w:t>business. Gold aligns measures, grain, and labels with reporting needs.</w:t>
-      </w:r>
-    </w:p>
-    <w:p>
-      <w:pPr>
-        <w:pStyle w:val="Heading2"/>
-        <w:rPr>
-          <w:rFonts w:ascii="Calibri" w:hAnsi="Calibri"/>
-        </w:rPr>
-      </w:pPr>
-      <w:r>
-        <w:rPr>
-          <w:rFonts w:ascii="Calibri" w:hAnsi="Calibri"/>
-        </w:rPr>
-        <w:t>Exercise 9 - Replay after fixing a bad record</w:t>
-      </w:r>
-    </w:p>
-    <w:p>
-      <w:pPr>
-        <w:pStyle w:val="Normal"/>
-        <w:rPr>
-          <w:rFonts w:ascii="Calibri" w:hAnsi="Calibri"/>
-        </w:rPr>
-      </w:pPr>
-      <w:r>
-        <w:rPr>
-          <w:rFonts w:ascii="Calibri" w:hAnsi="Calibri"/>
-          <w:b/>
-        </w:rPr>
-        <w:t xml:space="preserve">Objective: </w:t>
-      </w:r>
-      <w:r>
-        <w:rPr>
-          <w:rFonts w:ascii="Calibri" w:hAnsi="Calibri"/>
-        </w:rPr>
-        <w:t>Practice replayability by correcting a logistics row and rerunning the pipeline.</w:t>
-      </w:r>
-    </w:p>
-    <w:p>
-      <w:pPr>
-        <w:pStyle w:val="Normal"/>
-        <w:rPr>
-          <w:rFonts w:ascii="Calibri" w:hAnsi="Calibri"/>
-        </w:rPr>
-      </w:pPr>
-      <w:r>
-        <w:rPr>
-          <w:rFonts w:ascii="Calibri" w:hAnsi="Calibri"/>
-          <w:b/>
-        </w:rPr>
-        <w:t xml:space="preserve">Explanation: </w:t>
-      </w:r>
-      <w:r>
-        <w:rPr>
-          <w:rFonts w:ascii="Calibri" w:hAnsi="Calibri"/>
-        </w:rPr>
-        <w:t>In production, DLQ replay should be deliberate. Fix the source record, rerun, and compare quality counts so the team can prove the defect is closed.</w:t>
-      </w:r>
-    </w:p>
-    <w:p>
-      <w:pPr>
-        <w:pStyle w:val="Normal"/>
-        <w:rPr>
-          <w:rFonts w:ascii="Calibri" w:hAnsi="Calibri"/>
-        </w:rPr>
-      </w:pPr>
-      <w:r>
-        <w:rPr>
-          <w:rFonts w:ascii="Calibri" w:hAnsi="Calibri"/>
-        </w:rPr>
-        <w:t>Commands:</w:t>
+        <w:t>python -c "from pathlib import Path; p=Path('input/logistics_batch.csv'); s=p.read_text(); p.write_text(s.replace(',1003,BlueDart,CREATED','SHP-9003,1001,BlueDart,CREATED'))"</w:t>
       </w:r>
     </w:p>
     <w:p>
@@ -2941,7 +2956,7 @@
           <w:color w:val="263242"/>
           <w:sz w:val="18"/>
         </w:rPr>
-        <w:t>python -c "from pathlib import Path; p=Path('input/logistics_batch.csv'); s=p.read_text(); p.write_text(s.replace(',1003,BlueDart,CREATED','SHP-9003,1001,BlueDart,CREATED'))"</w:t>
+        <w:t>python medallion_pipeline.py all</w:t>
       </w:r>
     </w:p>
     <w:p>
@@ -2959,7 +2974,7 @@
           <w:color w:val="263242"/>
           <w:sz w:val="18"/>
         </w:rPr>
-        <w:t>python medallion_pipeline.py all</w:t>
+        <w:t>python -m json.tool outputs/silver/data_quality_report.json</w:t>
       </w:r>
     </w:p>
     <w:p>
@@ -2977,7 +2992,7 @@
           <w:color w:val="263242"/>
           <w:sz w:val="18"/>
         </w:rPr>
-        <w:t>python -m json.tool outputs/silver/data_quality_report.json</w:t>
+        <w:t># Restore the original lab data and rerun the proof baseline:</w:t>
       </w:r>
     </w:p>
     <w:p>
@@ -2995,7 +3010,7 @@
           <w:color w:val="263242"/>
           <w:sz w:val="18"/>
         </w:rPr>
-        <w:t># Restore the original lab data and rerun the proof baseline:</w:t>
+        <w:t>python -c "from pathlib import Path; p=Path('input/logistics_batch.csv'); s=p.read_text(); p.write_text(s.replace('SHP-9003,1001,BlueDart,CREATED',',1003,BlueDart,CREATED'))"</w:t>
       </w:r>
     </w:p>
     <w:p>
@@ -3013,7 +3028,97 @@
           <w:color w:val="263242"/>
           <w:sz w:val="18"/>
         </w:rPr>
-        <w:t>python -c "from pathlib import Path; p=Path('input/logistics_batch.csv'); s=p.read_text(); p.write_text(s.replace('SHP-9003,1001,BlueDart,CREATED',',1003,BlueDart,CREATED'))"</w:t>
+        <w:t>python run_day5_lab_tests.py</w:t>
+      </w:r>
+    </w:p>
+    <w:p>
+      <w:pPr>
+        <w:pStyle w:val="Normal"/>
+        <w:ind w:start="360"/>
+        <w:rPr>
+          <w:rFonts w:ascii="Calibri" w:hAnsi="Calibri"/>
+        </w:rPr>
+      </w:pPr>
+      <w:r>
+        <w:rPr>
+          <w:rFonts w:ascii="Calibri" w:hAnsi="Calibri"/>
+          <w:b/>
+        </w:rPr>
+        <w:t xml:space="preserve">Expected output: </w:t>
+      </w:r>
+      <w:r>
+        <w:rPr>
+          <w:rFonts w:ascii="Calibri" w:hAnsi="Calibri"/>
+        </w:rPr>
+        <w:t>While the corrected row is active, dlq_records drops from 2 to 1 and valid_shipments rises from 2 to 3. After restoring the file, the proof runner returns to the validated baseline.</w:t>
+      </w:r>
+    </w:p>
+    <w:p>
+      <w:pPr>
+        <w:pStyle w:val="Normal"/>
+        <w:rPr>
+          <w:rFonts w:ascii="Calibri" w:hAnsi="Calibri"/>
+        </w:rPr>
+      </w:pPr>
+      <w:r>
+        <w:rPr>
+          <w:rFonts w:ascii="Calibri" w:hAnsi="Calibri"/>
+          <w:b/>
+        </w:rPr>
+        <w:t xml:space="preserve">Mini exercise: </w:t>
+      </w:r>
+      <w:r>
+        <w:rPr>
+          <w:rFonts w:ascii="Calibri" w:hAnsi="Calibri"/>
+        </w:rPr>
+        <w:t>Why compare quality counts before and after replay?</w:t>
+      </w:r>
+    </w:p>
+    <w:p>
+      <w:pPr>
+        <w:pStyle w:val="Normal"/>
+        <w:rPr>
+          <w:rFonts w:ascii="Calibri" w:hAnsi="Calibri"/>
+        </w:rPr>
+      </w:pPr>
+      <w:r>
+        <w:rPr>
+          <w:rFonts w:ascii="Calibri" w:hAnsi="Calibri"/>
+          <w:b/>
+        </w:rPr>
+        <w:t xml:space="preserve">Solution: </w:t>
+      </w:r>
+      <w:r>
+        <w:rPr>
+          <w:rFonts w:ascii="Calibri" w:hAnsi="Calibri"/>
+        </w:rPr>
+        <w:t>It proves the correction changed the pipeline outcome. In a real team, update expected counts only after approving the replay result.</w:t>
+      </w:r>
+    </w:p>
+    <w:p>
+      <w:pPr>
+        <w:pStyle w:val="Heading2"/>
+        <w:rPr>
+          <w:rFonts w:ascii="Calibri" w:hAnsi="Calibri"/>
+        </w:rPr>
+      </w:pPr>
+      <w:r>
+        <w:rPr/>
+        <w:t xml:space="preserve">Exercise 10 - Clean up </w:t>
+      </w:r>
+    </w:p>
+    <w:p>
+      <w:pPr>
+        <w:pStyle w:val="Normal"/>
+        <w:rPr>
+          <w:rFonts w:ascii="Calibri" w:hAnsi="Calibri"/>
+        </w:rPr>
+      </w:pPr>
+      <w:r>
+        <w:rPr>
+          <w:rFonts w:ascii="Calibri" w:hAnsi="Calibri"/>
+        </w:rPr>
+        <w:t>Commands:</w:t>
       </w:r>
     </w:p>
     <w:p>
@@ -3031,99 +3136,7 @@
           <w:color w:val="263242"/>
           <w:sz w:val="18"/>
         </w:rPr>
-        <w:t>python run_day5_lab_tests.py</w:t>
-      </w:r>
-    </w:p>
-    <w:p>
-      <w:pPr>
-        <w:pStyle w:val="Normal"/>
-        <w:ind w:start="360"/>
-        <w:rPr>
-          <w:rFonts w:ascii="Calibri" w:hAnsi="Calibri"/>
-        </w:rPr>
-      </w:pPr>
-      <w:r>
-        <w:rPr>
-          <w:rFonts w:ascii="Calibri" w:hAnsi="Calibri"/>
-          <w:b/>
-        </w:rPr>
-        <w:t xml:space="preserve">Expected output: </w:t>
-      </w:r>
-      <w:r>
-        <w:rPr>
-          <w:rFonts w:ascii="Calibri" w:hAnsi="Calibri"/>
-        </w:rPr>
-        <w:t>While the corrected row is active, dlq_records drops from 2 to 1 and valid_shipments rises from 2 to 3. After restoring the file, the proof runner returns to the validated baseline.</w:t>
-      </w:r>
-    </w:p>
-    <w:p>
-      <w:pPr>
-        <w:pStyle w:val="Normal"/>
-        <w:rPr>
-          <w:rFonts w:ascii="Calibri" w:hAnsi="Calibri"/>
-        </w:rPr>
-      </w:pPr>
-      <w:r>
-        <w:rPr>
-          <w:rFonts w:ascii="Calibri" w:hAnsi="Calibri"/>
-          <w:b/>
-        </w:rPr>
-        <w:t xml:space="preserve">Mini exercise: </w:t>
-      </w:r>
-      <w:r>
-        <w:rPr>
-          <w:rFonts w:ascii="Calibri" w:hAnsi="Calibri"/>
-        </w:rPr>
-        <w:t>Why compare quality counts before and after replay?</w:t>
-      </w:r>
-    </w:p>
-    <w:p>
-      <w:pPr>
-        <w:pStyle w:val="Normal"/>
-        <w:rPr>
-          <w:rFonts w:ascii="Calibri" w:hAnsi="Calibri"/>
-        </w:rPr>
-      </w:pPr>
-      <w:r>
-        <w:rPr>
-          <w:rFonts w:ascii="Calibri" w:hAnsi="Calibri"/>
-          <w:b/>
-        </w:rPr>
-        <w:t xml:space="preserve">Solution: </w:t>
-      </w:r>
-      <w:r>
-        <w:rPr>
-          <w:rFonts w:ascii="Calibri" w:hAnsi="Calibri"/>
-        </w:rPr>
-        <w:t>It proves the correction changed the pipeline outcome. In a real team, update expected counts only after approving the replay result.</w:t>
-      </w:r>
-    </w:p>
-    <w:p>
-      <w:pPr>
-        <w:pStyle w:val="Heading2"/>
-        <w:rPr>
-          <w:rFonts w:ascii="Calibri" w:hAnsi="Calibri"/>
-        </w:rPr>
-      </w:pPr>
-      <w:r>
-        <w:rPr>
-          <w:rFonts w:ascii="Calibri" w:hAnsi="Calibri"/>
-        </w:rPr>
-        <w:t xml:space="preserve">Exercise 10 - Clean up </w:t>
-      </w:r>
-    </w:p>
-    <w:p>
-      <w:pPr>
-        <w:pStyle w:val="Normal"/>
-        <w:rPr>
-          <w:rFonts w:ascii="Calibri" w:hAnsi="Calibri"/>
-        </w:rPr>
-      </w:pPr>
-      <w:r>
-        <w:rPr>
-          <w:rFonts w:ascii="Calibri" w:hAnsi="Calibri"/>
-        </w:rPr>
-        <w:t>Commands:</w:t>
+        <w:t>python run_day5_lab_tests.py --qa-dir ../../outputs/day5_client_ready_qa</w:t>
       </w:r>
     </w:p>
     <w:p>
@@ -3141,7 +3154,7 @@
           <w:color w:val="263242"/>
           <w:sz w:val="18"/>
         </w:rPr>
-        <w:t>python run_day5_lab_tests.py --qa-dir ../../outputs/day5_client_ready_qa</w:t>
+        <w:t># If you started Kafka/Debezium during the optional integration path:</w:t>
       </w:r>
     </w:p>
     <w:p>
@@ -3159,7 +3172,97 @@
           <w:color w:val="263242"/>
           <w:sz w:val="18"/>
         </w:rPr>
-        <w:t># If you started Kafka/Debezium during the optional integration path:</w:t>
+        <w:t>docker compose down -v</w:t>
+      </w:r>
+    </w:p>
+    <w:p>
+      <w:pPr>
+        <w:pStyle w:val="Normal"/>
+        <w:ind w:start="360"/>
+        <w:rPr>
+          <w:rFonts w:ascii="Calibri" w:hAnsi="Calibri"/>
+        </w:rPr>
+      </w:pPr>
+      <w:r>
+        <w:rPr>
+          <w:rFonts w:ascii="Calibri" w:hAnsi="Calibri"/>
+          <w:b/>
+        </w:rPr>
+        <w:t xml:space="preserve">Expected output: </w:t>
+      </w:r>
+      <w:r>
+        <w:rPr>
+          <w:rFonts w:ascii="Calibri" w:hAnsi="Calibri"/>
+        </w:rPr>
+        <w:t>outputs/day5_client_ready_qa/day5_lab_test_run.log contains PASS lines. docker compose down -v removes the optional lab containers and volumes.</w:t>
+      </w:r>
+    </w:p>
+    <w:p>
+      <w:pPr>
+        <w:pStyle w:val="Normal"/>
+        <w:rPr>
+          <w:rFonts w:ascii="Calibri" w:hAnsi="Calibri"/>
+        </w:rPr>
+      </w:pPr>
+      <w:r>
+        <w:rPr>
+          <w:rFonts w:ascii="Calibri" w:hAnsi="Calibri"/>
+          <w:b/>
+        </w:rPr>
+        <w:t xml:space="preserve">Mini exercise: </w:t>
+      </w:r>
+      <w:r>
+        <w:rPr>
+          <w:rFonts w:ascii="Calibri" w:hAnsi="Calibri"/>
+        </w:rPr>
+        <w:t>Which file proves the one-command lab validation was run?</w:t>
+      </w:r>
+    </w:p>
+    <w:p>
+      <w:pPr>
+        <w:pStyle w:val="Normal"/>
+        <w:rPr>
+          <w:rFonts w:ascii="Calibri" w:hAnsi="Calibri"/>
+        </w:rPr>
+      </w:pPr>
+      <w:r>
+        <w:rPr>
+          <w:rFonts w:ascii="Calibri" w:hAnsi="Calibri"/>
+          <w:b/>
+        </w:rPr>
+        <w:t xml:space="preserve">Solution: </w:t>
+      </w:r>
+      <w:r>
+        <w:rPr>
+          <w:rFonts w:ascii="Calibri" w:hAnsi="Calibri"/>
+        </w:rPr>
+        <w:t>outputs/day5_client_ready_qa/day5_lab_test_run.log.</w:t>
+      </w:r>
+    </w:p>
+    <w:p>
+      <w:pPr>
+        <w:pStyle w:val="Heading1"/>
+        <w:rPr>
+          <w:rFonts w:ascii="Calibri" w:hAnsi="Calibri"/>
+        </w:rPr>
+      </w:pPr>
+      <w:r>
+        <w:rPr/>
+        <w:t>Optional Kafka/Debezium Integration Path</w:t>
+      </w:r>
+    </w:p>
+    <w:p>
+      <w:pPr>
+        <w:pStyle w:val="Normal"/>
+        <w:rPr>
+          <w:rFonts w:ascii="Calibri" w:hAnsi="Calibri"/>
+        </w:rPr>
+      </w:pPr>
+      <w:r>
+        <w:rPr>
+          <w:rFonts w:ascii="Calibri" w:hAnsi="Calibri"/>
+        </w:rPr>
+        <w:t>Use this path when class time and machine resources allow the full streaming stack. The core medallion proof above is intentionally lightweight so the day can still be validated quickly.</w:t>
       </w:r>
     </w:p>
     <w:p>
@@ -3177,99 +3280,7 @@
           <w:color w:val="263242"/>
           <w:sz w:val="18"/>
         </w:rPr>
-        <w:t>docker compose down -v</w:t>
-      </w:r>
-    </w:p>
-    <w:p>
-      <w:pPr>
-        <w:pStyle w:val="Normal"/>
-        <w:ind w:start="360"/>
-        <w:rPr>
-          <w:rFonts w:ascii="Calibri" w:hAnsi="Calibri"/>
-        </w:rPr>
-      </w:pPr>
-      <w:r>
-        <w:rPr>
-          <w:rFonts w:ascii="Calibri" w:hAnsi="Calibri"/>
-          <w:b/>
-        </w:rPr>
-        <w:t xml:space="preserve">Expected output: </w:t>
-      </w:r>
-      <w:r>
-        <w:rPr>
-          <w:rFonts w:ascii="Calibri" w:hAnsi="Calibri"/>
-        </w:rPr>
-        <w:t>outputs/day5_client_ready_qa/day5_lab_test_run.log contains PASS lines. docker compose down -v removes the optional lab containers and volumes.</w:t>
-      </w:r>
-    </w:p>
-    <w:p>
-      <w:pPr>
-        <w:pStyle w:val="Normal"/>
-        <w:rPr>
-          <w:rFonts w:ascii="Calibri" w:hAnsi="Calibri"/>
-        </w:rPr>
-      </w:pPr>
-      <w:r>
-        <w:rPr>
-          <w:rFonts w:ascii="Calibri" w:hAnsi="Calibri"/>
-          <w:b/>
-        </w:rPr>
-        <w:t xml:space="preserve">Mini exercise: </w:t>
-      </w:r>
-      <w:r>
-        <w:rPr>
-          <w:rFonts w:ascii="Calibri" w:hAnsi="Calibri"/>
-        </w:rPr>
-        <w:t>Which file proves the one-command lab validation was run?</w:t>
-      </w:r>
-    </w:p>
-    <w:p>
-      <w:pPr>
-        <w:pStyle w:val="Normal"/>
-        <w:rPr>
-          <w:rFonts w:ascii="Calibri" w:hAnsi="Calibri"/>
-        </w:rPr>
-      </w:pPr>
-      <w:r>
-        <w:rPr>
-          <w:rFonts w:ascii="Calibri" w:hAnsi="Calibri"/>
-          <w:b/>
-        </w:rPr>
-        <w:t xml:space="preserve">Solution: </w:t>
-      </w:r>
-      <w:r>
-        <w:rPr>
-          <w:rFonts w:ascii="Calibri" w:hAnsi="Calibri"/>
-        </w:rPr>
-        <w:t>outputs/day5_client_ready_qa/day5_lab_test_run.log.</w:t>
-      </w:r>
-    </w:p>
-    <w:p>
-      <w:pPr>
-        <w:pStyle w:val="Heading1"/>
-        <w:rPr>
-          <w:rFonts w:ascii="Calibri" w:hAnsi="Calibri"/>
-        </w:rPr>
-      </w:pPr>
-      <w:r>
-        <w:rPr>
-          <w:rFonts w:ascii="Calibri" w:hAnsi="Calibri"/>
-        </w:rPr>
-        <w:t>Optional Kafka/Debezium Integration Path</w:t>
-      </w:r>
-    </w:p>
-    <w:p>
-      <w:pPr>
-        <w:pStyle w:val="Normal"/>
-        <w:rPr>
-          <w:rFonts w:ascii="Calibri" w:hAnsi="Calibri"/>
-        </w:rPr>
-      </w:pPr>
-      <w:r>
-        <w:rPr>
-          <w:rFonts w:ascii="Calibri" w:hAnsi="Calibri"/>
-        </w:rPr>
-        <w:t>Use this path when class time and machine resources allow the full streaming stack. The core medallion proof above is intentionally lightweight so the day can still be validated quickly.</w:t>
+        <w:t>cd Week_01/Day_05/Lab_Files</w:t>
       </w:r>
     </w:p>
     <w:p>
@@ -3287,7 +3298,35 @@
           <w:color w:val="263242"/>
           <w:sz w:val="18"/>
         </w:rPr>
-        <w:t>cd Week_01/Day_05/Lab_Files</w:t>
+        <w:t>docker compose up -d</w:t>
+      </w:r>
+    </w:p>
+    <w:p>
+      <w:pPr>
+        <w:pStyle w:val="Normal"/>
+        <w:rPr>
+          <w:rFonts w:ascii="Calibri" w:hAnsi="Calibri"/>
+        </w:rPr>
+      </w:pPr>
+      <w:r>
+        <w:rPr>
+          <w:rFonts w:ascii="Calibri" w:hAnsi="Calibri"/>
+        </w:rPr>
+        <w:t>Create Kafka topics from kafka_topic_manifest.json before registering connectors.</w:t>
+      </w:r>
+    </w:p>
+    <w:p>
+      <w:pPr>
+        <w:pStyle w:val="Normal"/>
+        <w:rPr>
+          <w:rFonts w:ascii="Calibri" w:hAnsi="Calibri"/>
+        </w:rPr>
+      </w:pPr>
+      <w:r>
+        <w:rPr>
+          <w:rFonts w:ascii="Calibri" w:hAnsi="Calibri"/>
+        </w:rPr>
+        <w:t>Use the topic creation loop in README.md, or create the topics listed in kafka_topic_manifest.json with docker compose exec kafka kafka-topics.</w:t>
       </w:r>
     </w:p>
     <w:p>
@@ -3305,35 +3344,7 @@
           <w:color w:val="263242"/>
           <w:sz w:val="18"/>
         </w:rPr>
-        <w:t>docker compose up -d</w:t>
-      </w:r>
-    </w:p>
-    <w:p>
-      <w:pPr>
-        <w:pStyle w:val="Normal"/>
-        <w:rPr>
-          <w:rFonts w:ascii="Calibri" w:hAnsi="Calibri"/>
-        </w:rPr>
-      </w:pPr>
-      <w:r>
-        <w:rPr>
-          <w:rFonts w:ascii="Calibri" w:hAnsi="Calibri"/>
-        </w:rPr>
-        <w:t>Create Kafka topics from kafka_topic_manifest.json before registering connectors.</w:t>
-      </w:r>
-    </w:p>
-    <w:p>
-      <w:pPr>
-        <w:pStyle w:val="Normal"/>
-        <w:rPr>
-          <w:rFonts w:ascii="Calibri" w:hAnsi="Calibri"/>
-        </w:rPr>
-      </w:pPr>
-      <w:r>
-        <w:rPr>
-          <w:rFonts w:ascii="Calibri" w:hAnsi="Calibri"/>
-        </w:rPr>
-        <w:t>Use the topic creation loop in README.md, or create the topics listed in kafka_topic_manifest.json with docker compose exec kafka kafka-topics.</w:t>
+        <w:t>curl -s http://localhost:8083/connectors</w:t>
       </w:r>
     </w:p>
     <w:p>
@@ -3351,7 +3362,7 @@
           <w:color w:val="263242"/>
           <w:sz w:val="18"/>
         </w:rPr>
-        <w:t>curl -s http://localhost:8083/connectors</w:t>
+        <w:t>curl -X POST -H "Content-Type: application/json" --data @orders-connector.json http://localhost:8083/connectors</w:t>
       </w:r>
     </w:p>
     <w:p>
@@ -3369,7 +3380,7 @@
           <w:color w:val="263242"/>
           <w:sz w:val="18"/>
         </w:rPr>
-        <w:t>curl -X POST -H "Content-Type: application/json" --data @orders-connector.json http://localhost:8083/connectors</w:t>
+        <w:t>curl -X POST -H "Content-Type: application/json" --data @inventory-connector.json http://localhost:8083/connectors</w:t>
       </w:r>
     </w:p>
     <w:p>
@@ -3387,7 +3398,7 @@
           <w:color w:val="263242"/>
           <w:sz w:val="18"/>
         </w:rPr>
-        <w:t>curl -X POST -H "Content-Type: application/json" --data @inventory-connector.json http://localhost:8083/connectors</w:t>
+        <w:t>python clickstream_producer.py</w:t>
       </w:r>
     </w:p>
     <w:p>
@@ -3405,7 +3416,7 @@
           <w:color w:val="263242"/>
           <w:sz w:val="18"/>
         </w:rPr>
-        <w:t>python clickstream_producer.py</w:t>
+        <w:t>python csv_producer.py</w:t>
       </w:r>
     </w:p>
     <w:p>
@@ -3423,38 +3434,18 @@
           <w:color w:val="263242"/>
           <w:sz w:val="18"/>
         </w:rPr>
-        <w:t>python csv_producer.py</w:t>
+        <w:t>docker compose down -v</w:t>
       </w:r>
     </w:p>
     <w:p>
       <w:pPr>
-        <w:pStyle w:val="Normal"/>
-        <w:spacing w:before="0" w:after="0"/>
-        <w:ind w:start="360"/>
-        <w:rPr>
-          <w:rFonts w:ascii="Calibri" w:hAnsi="Calibri"/>
-        </w:rPr>
-      </w:pPr>
-      <w:r>
-        <w:rPr>
-          <w:rFonts w:ascii="Calibri" w:hAnsi="Calibri"/>
-          <w:color w:val="263242"/>
-          <w:sz w:val="18"/>
-        </w:rPr>
-        <w:t>docker compose down -v</w:t>
-      </w:r>
-    </w:p>
-    <w:p>
-      <w:pPr>
         <w:pStyle w:val="Heading1"/>
         <w:rPr>
           <w:rFonts w:ascii="Calibri" w:hAnsi="Calibri"/>
         </w:rPr>
       </w:pPr>
       <w:r>
-        <w:rPr>
-          <w:rFonts w:ascii="Calibri" w:hAnsi="Calibri"/>
-        </w:rPr>
+        <w:rPr/>
         <w:t>Assessment Checklist</w:t>
       </w:r>
     </w:p>
@@ -3637,6 +3628,7 @@
         </w:tabs>
         <w:ind w:start="1080" w:hanging="360"/>
       </w:pPr>
+      <w:rPr/>
     </w:lvl>
     <w:lvl w:ilvl="2">
       <w:start w:val="1"/>
@@ -3649,6 +3641,7 @@
         </w:tabs>
         <w:ind w:start="1440" w:hanging="360"/>
       </w:pPr>
+      <w:rPr/>
     </w:lvl>
     <w:lvl w:ilvl="3">
       <w:start w:val="1"/>
@@ -3661,6 +3654,7 @@
         </w:tabs>
         <w:ind w:start="1800" w:hanging="360"/>
       </w:pPr>
+      <w:rPr/>
     </w:lvl>
     <w:lvl w:ilvl="4">
       <w:start w:val="1"/>
@@ -3673,6 +3667,7 @@
         </w:tabs>
         <w:ind w:start="2160" w:hanging="360"/>
       </w:pPr>
+      <w:rPr/>
     </w:lvl>
     <w:lvl w:ilvl="5">
       <w:start w:val="1"/>
@@ -3685,6 +3680,7 @@
         </w:tabs>
         <w:ind w:start="2520" w:hanging="360"/>
       </w:pPr>
+      <w:rPr/>
     </w:lvl>
     <w:lvl w:ilvl="6">
       <w:start w:val="1"/>
@@ -3697,6 +3693,7 @@
         </w:tabs>
         <w:ind w:start="2880" w:hanging="360"/>
       </w:pPr>
+      <w:rPr/>
     </w:lvl>
     <w:lvl w:ilvl="7">
       <w:start w:val="1"/>
@@ -3709,6 +3706,7 @@
         </w:tabs>
         <w:ind w:start="3240" w:hanging="360"/>
       </w:pPr>
+      <w:rPr/>
     </w:lvl>
     <w:lvl w:ilvl="8">
       <w:start w:val="1"/>
@@ -3721,6 +3719,7 @@
         </w:tabs>
         <w:ind w:start="3600" w:hanging="360"/>
       </w:pPr>
+      <w:rPr/>
     </w:lvl>
   </w:abstractNum>
   <w:abstractNum w:abstractNumId="2">
@@ -3750,6 +3749,7 @@
         </w:tabs>
         <w:ind w:start="1080" w:hanging="360"/>
       </w:pPr>
+      <w:rPr/>
     </w:lvl>
     <w:lvl w:ilvl="2">
       <w:start w:val="1"/>
@@ -3762,6 +3762,7 @@
         </w:tabs>
         <w:ind w:start="1440" w:hanging="360"/>
       </w:pPr>
+      <w:rPr/>
     </w:lvl>
     <w:lvl w:ilvl="3">
       <w:start w:val="1"/>
@@ -3774,6 +3775,7 @@
         </w:tabs>
         <w:ind w:start="1800" w:hanging="360"/>
       </w:pPr>
+      <w:rPr/>
     </w:lvl>
     <w:lvl w:ilvl="4">
       <w:start w:val="1"/>
@@ -3786,6 +3788,7 @@
         </w:tabs>
         <w:ind w:start="2160" w:hanging="360"/>
       </w:pPr>
+      <w:rPr/>
     </w:lvl>
     <w:lvl w:ilvl="5">
       <w:start w:val="1"/>
@@ -3798,6 +3801,7 @@
         </w:tabs>
         <w:ind w:start="2520" w:hanging="360"/>
       </w:pPr>
+      <w:rPr/>
     </w:lvl>
     <w:lvl w:ilvl="6">
       <w:start w:val="1"/>
@@ -3810,6 +3814,7 @@
         </w:tabs>
         <w:ind w:start="2880" w:hanging="360"/>
       </w:pPr>
+      <w:rPr/>
     </w:lvl>
     <w:lvl w:ilvl="7">
       <w:start w:val="1"/>
@@ -3822,6 +3827,7 @@
         </w:tabs>
         <w:ind w:start="3240" w:hanging="360"/>
       </w:pPr>
+      <w:rPr/>
     </w:lvl>
     <w:lvl w:ilvl="8">
       <w:start w:val="1"/>
@@ -3834,6 +3840,7 @@
         </w:tabs>
         <w:ind w:start="3600" w:hanging="360"/>
       </w:pPr>
+      <w:rPr/>
     </w:lvl>
   </w:abstractNum>
   <w:abstractNum w:abstractNumId="3">
@@ -3863,6 +3870,7 @@
         </w:tabs>
         <w:ind w:start="1080" w:hanging="360"/>
       </w:pPr>
+      <w:rPr/>
     </w:lvl>
     <w:lvl w:ilvl="2">
       <w:start w:val="1"/>
@@ -3875,6 +3883,7 @@
         </w:tabs>
         <w:ind w:start="1440" w:hanging="360"/>
       </w:pPr>
+      <w:rPr/>
     </w:lvl>
     <w:lvl w:ilvl="3">
       <w:start w:val="1"/>
@@ -3887,6 +3896,7 @@
         </w:tabs>
         <w:ind w:start="1800" w:hanging="360"/>
       </w:pPr>
+      <w:rPr/>
     </w:lvl>
     <w:lvl w:ilvl="4">
       <w:start w:val="1"/>
@@ -3899,6 +3909,7 @@
         </w:tabs>
         <w:ind w:start="2160" w:hanging="360"/>
       </w:pPr>
+      <w:rPr/>
     </w:lvl>
     <w:lvl w:ilvl="5">
       <w:start w:val="1"/>
@@ -3911,6 +3922,7 @@
         </w:tabs>
         <w:ind w:start="2520" w:hanging="360"/>
       </w:pPr>
+      <w:rPr/>
     </w:lvl>
     <w:lvl w:ilvl="6">
       <w:start w:val="1"/>
@@ -3923,6 +3935,7 @@
         </w:tabs>
         <w:ind w:start="2880" w:hanging="360"/>
       </w:pPr>
+      <w:rPr/>
     </w:lvl>
     <w:lvl w:ilvl="7">
       <w:start w:val="1"/>
@@ -3935,6 +3948,7 @@
         </w:tabs>
         <w:ind w:start="3240" w:hanging="360"/>
       </w:pPr>
+      <w:rPr/>
     </w:lvl>
     <w:lvl w:ilvl="8">
       <w:start w:val="1"/>
@@ -3947,6 +3961,7 @@
         </w:tabs>
         <w:ind w:start="3600" w:hanging="360"/>
       </w:pPr>
+      <w:rPr/>
     </w:lvl>
   </w:abstractNum>
   <w:abstractNum w:abstractNumId="4">
@@ -3974,6 +3989,7 @@
         </w:tabs>
         <w:ind w:start="1080" w:hanging="360"/>
       </w:pPr>
+      <w:rPr/>
     </w:lvl>
     <w:lvl w:ilvl="2">
       <w:start w:val="1"/>
@@ -3986,6 +4002,7 @@
         </w:tabs>
         <w:ind w:start="1440" w:hanging="360"/>
       </w:pPr>
+      <w:rPr/>
     </w:lvl>
     <w:lvl w:ilvl="3">
       <w:start w:val="1"/>
@@ -3998,6 +4015,7 @@
         </w:tabs>
         <w:ind w:start="1800" w:hanging="360"/>
       </w:pPr>
+      <w:rPr/>
     </w:lvl>
     <w:lvl w:ilvl="4">
       <w:start w:val="1"/>
@@ -4010,6 +4028,7 @@
         </w:tabs>
         <w:ind w:start="2160" w:hanging="360"/>
       </w:pPr>
+      <w:rPr/>
     </w:lvl>
     <w:lvl w:ilvl="5">
       <w:start w:val="1"/>
@@ -4022,6 +4041,7 @@
         </w:tabs>
         <w:ind w:start="2520" w:hanging="360"/>
       </w:pPr>
+      <w:rPr/>
     </w:lvl>
     <w:lvl w:ilvl="6">
       <w:start w:val="1"/>
@@ -4034,6 +4054,7 @@
         </w:tabs>
         <w:ind w:start="2880" w:hanging="360"/>
       </w:pPr>
+      <w:rPr/>
     </w:lvl>
     <w:lvl w:ilvl="7">
       <w:start w:val="1"/>
@@ -4046,6 +4067,7 @@
         </w:tabs>
         <w:ind w:start="3240" w:hanging="360"/>
       </w:pPr>
+      <w:rPr/>
     </w:lvl>
     <w:lvl w:ilvl="8">
       <w:start w:val="1"/>
@@ -4058,6 +4080,7 @@
         </w:tabs>
         <w:ind w:start="3600" w:hanging="360"/>
       </w:pPr>
+      <w:rPr/>
     </w:lvl>
   </w:abstractNum>
   <w:abstractNum w:abstractNumId="5">
@@ -4085,6 +4108,7 @@
         </w:tabs>
         <w:ind w:start="1080" w:hanging="360"/>
       </w:pPr>
+      <w:rPr/>
     </w:lvl>
     <w:lvl w:ilvl="2">
       <w:start w:val="1"/>
@@ -4097,6 +4121,7 @@
         </w:tabs>
         <w:ind w:start="1440" w:hanging="360"/>
       </w:pPr>
+      <w:rPr/>
     </w:lvl>
     <w:lvl w:ilvl="3">
       <w:start w:val="1"/>
@@ -4109,6 +4134,7 @@
         </w:tabs>
         <w:ind w:start="1800" w:hanging="360"/>
       </w:pPr>
+      <w:rPr/>
     </w:lvl>
     <w:lvl w:ilvl="4">
       <w:start w:val="1"/>
@@ -4121,6 +4147,7 @@
         </w:tabs>
         <w:ind w:start="2160" w:hanging="360"/>
       </w:pPr>
+      <w:rPr/>
     </w:lvl>
     <w:lvl w:ilvl="5">
       <w:start w:val="1"/>
@@ -4133,6 +4160,7 @@
         </w:tabs>
         <w:ind w:start="2520" w:hanging="360"/>
       </w:pPr>
+      <w:rPr/>
     </w:lvl>
     <w:lvl w:ilvl="6">
       <w:start w:val="1"/>
@@ -4145,6 +4173,7 @@
         </w:tabs>
         <w:ind w:start="2880" w:hanging="360"/>
       </w:pPr>
+      <w:rPr/>
     </w:lvl>
     <w:lvl w:ilvl="7">
       <w:start w:val="1"/>
@@ -4157,6 +4186,7 @@
         </w:tabs>
         <w:ind w:start="3240" w:hanging="360"/>
       </w:pPr>
+      <w:rPr/>
     </w:lvl>
     <w:lvl w:ilvl="8">
       <w:start w:val="1"/>
@@ -4169,6 +4199,7 @@
         </w:tabs>
         <w:ind w:start="3600" w:hanging="360"/>
       </w:pPr>
+      <w:rPr/>
     </w:lvl>
   </w:abstractNum>
   <w:abstractNum w:abstractNumId="6">
@@ -4196,6 +4227,7 @@
         </w:tabs>
         <w:ind w:start="1080" w:hanging="360"/>
       </w:pPr>
+      <w:rPr/>
     </w:lvl>
     <w:lvl w:ilvl="2">
       <w:start w:val="1"/>
@@ -4208,6 +4240,7 @@
         </w:tabs>
         <w:ind w:start="1440" w:hanging="360"/>
       </w:pPr>
+      <w:rPr/>
     </w:lvl>
     <w:lvl w:ilvl="3">
       <w:start w:val="1"/>
@@ -4220,6 +4253,7 @@
         </w:tabs>
         <w:ind w:start="1800" w:hanging="360"/>
       </w:pPr>
+      <w:rPr/>
     </w:lvl>
     <w:lvl w:ilvl="4">
       <w:start w:val="1"/>
@@ -4232,6 +4266,7 @@
         </w:tabs>
         <w:ind w:start="2160" w:hanging="360"/>
       </w:pPr>
+      <w:rPr/>
     </w:lvl>
     <w:lvl w:ilvl="5">
       <w:start w:val="1"/>
@@ -4244,6 +4279,7 @@
         </w:tabs>
         <w:ind w:start="2520" w:hanging="360"/>
       </w:pPr>
+      <w:rPr/>
     </w:lvl>
     <w:lvl w:ilvl="6">
       <w:start w:val="1"/>
@@ -4256,6 +4292,7 @@
         </w:tabs>
         <w:ind w:start="2880" w:hanging="360"/>
       </w:pPr>
+      <w:rPr/>
     </w:lvl>
     <w:lvl w:ilvl="7">
       <w:start w:val="1"/>
@@ -4268,6 +4305,7 @@
         </w:tabs>
         <w:ind w:start="3240" w:hanging="360"/>
       </w:pPr>
+      <w:rPr/>
     </w:lvl>
     <w:lvl w:ilvl="8">
       <w:start w:val="1"/>
@@ -4280,6 +4318,7 @@
         </w:tabs>
         <w:ind w:start="3600" w:hanging="360"/>
       </w:pPr>
+      <w:rPr/>
     </w:lvl>
   </w:abstractNum>
   <w:abstractNum w:abstractNumId="7">
@@ -4430,7 +4469,7 @@
   <w:docDefaults>
     <w:rPrDefault>
       <w:rPr>
-        <w:rFonts w:ascii="Cambria" w:hAnsi="Cambria" w:eastAsia="ＭＳ 明朝" w:cs="" w:asciiTheme="minorHAnsi" w:cstheme="minorBidi" w:eastAsiaTheme="minorEastAsia" w:hAnsiTheme="minorHAnsi"/>
+        <w:rFonts w:ascii="Cambria" w:hAnsi="Cambria" w:eastAsia="" w:cs="" w:asciiTheme="minorHAnsi" w:cstheme="minorBidi" w:eastAsiaTheme="minorEastAsia" w:hAnsiTheme="minorHAnsi"/>
         <w:sz w:val="22"/>
         <w:szCs w:val="22"/>
         <w:lang w:val="en-US" w:eastAsia="en-US" w:bidi="ar-SA"/>
@@ -4587,12 +4626,13 @@
     <w:rsid w:val="00fc693f"/>
     <w:pPr>
       <w:widowControl/>
+      <w:suppressAutoHyphens w:val="true"/>
       <w:bidi w:val="0"/>
       <w:spacing w:lineRule="auto" w:line="276" w:before="0" w:after="200"/>
       <w:jc w:val="start"/>
     </w:pPr>
     <w:rPr>
-      <w:rFonts w:ascii="Aptos" w:hAnsi="Aptos" w:eastAsia="ＭＳ 明朝" w:cs="" w:cstheme="minorBidi" w:eastAsiaTheme="minorEastAsia"/>
+      <w:rFonts w:ascii="Aptos" w:hAnsi="Aptos" w:eastAsia="" w:cs="" w:cstheme="minorBidi" w:eastAsiaTheme="minorEastAsia"/>
       <w:color w:val="auto"/>
       <w:kern w:val="0"/>
       <w:sz w:val="21"/>
@@ -4615,7 +4655,7 @@
       <w:outlineLvl w:val="0"/>
     </w:pPr>
     <w:rPr>
-      <w:rFonts w:ascii="Calibri" w:hAnsi="Calibri" w:eastAsia="ＭＳ ゴシック" w:cs="" w:asciiTheme="majorHAnsi" w:cstheme="majorBidi" w:eastAsiaTheme="majorEastAsia" w:hAnsiTheme="majorHAnsi"/>
+      <w:rFonts w:ascii="Calibri" w:hAnsi="Calibri" w:eastAsia="" w:cs="" w:asciiTheme="majorHAnsi" w:cstheme="majorBidi" w:eastAsiaTheme="majorEastAsia" w:hAnsiTheme="majorHAnsi"/>
       <w:b/>
       <w:bCs/>
       <w:color w:val="0C1220"/>
@@ -4639,7 +4679,7 @@
       <w:outlineLvl w:val="1"/>
     </w:pPr>
     <w:rPr>
-      <w:rFonts w:ascii="Calibri" w:hAnsi="Calibri" w:eastAsia="ＭＳ ゴシック" w:cs="" w:asciiTheme="majorHAnsi" w:cstheme="majorBidi" w:eastAsiaTheme="majorEastAsia" w:hAnsiTheme="majorHAnsi"/>
+      <w:rFonts w:ascii="Calibri" w:hAnsi="Calibri" w:eastAsia="" w:cs="" w:asciiTheme="majorHAnsi" w:cstheme="majorBidi" w:eastAsiaTheme="majorEastAsia" w:hAnsiTheme="majorHAnsi"/>
       <w:b/>
       <w:bCs/>
       <w:color w:val="007480"/>
@@ -4663,7 +4703,7 @@
       <w:outlineLvl w:val="2"/>
     </w:pPr>
     <w:rPr>
-      <w:rFonts w:ascii="Calibri" w:hAnsi="Calibri" w:eastAsia="ＭＳ ゴシック" w:cs="" w:asciiTheme="majorHAnsi" w:cstheme="majorBidi" w:eastAsiaTheme="majorEastAsia" w:hAnsiTheme="majorHAnsi"/>
+      <w:rFonts w:ascii="Calibri" w:hAnsi="Calibri" w:eastAsia="" w:cs="" w:asciiTheme="majorHAnsi" w:cstheme="majorBidi" w:eastAsiaTheme="majorEastAsia" w:hAnsiTheme="majorHAnsi"/>
       <w:b/>
       <w:bCs/>
       <w:color w:themeColor="accent1" w:val="4F81BD"/>
@@ -4686,7 +4726,7 @@
       <w:outlineLvl w:val="3"/>
     </w:pPr>
     <w:rPr>
-      <w:rFonts w:ascii="Calibri" w:hAnsi="Calibri" w:eastAsia="ＭＳ ゴシック" w:cs="" w:asciiTheme="majorHAnsi" w:cstheme="majorBidi" w:eastAsiaTheme="majorEastAsia" w:hAnsiTheme="majorHAnsi"/>
+      <w:rFonts w:ascii="Calibri" w:hAnsi="Calibri" w:eastAsia="" w:cs="" w:asciiTheme="majorHAnsi" w:cstheme="majorBidi" w:eastAsiaTheme="majorEastAsia" w:hAnsiTheme="majorHAnsi"/>
       <w:b/>
       <w:bCs/>
       <w:i/>
@@ -4711,7 +4751,7 @@
       <w:outlineLvl w:val="4"/>
     </w:pPr>
     <w:rPr>
-      <w:rFonts w:ascii="Calibri" w:hAnsi="Calibri" w:eastAsia="ＭＳ ゴシック" w:cs="" w:asciiTheme="majorHAnsi" w:cstheme="majorBidi" w:eastAsiaTheme="majorEastAsia" w:hAnsiTheme="majorHAnsi"/>
+      <w:rFonts w:ascii="Calibri" w:hAnsi="Calibri" w:eastAsia="" w:cs="" w:asciiTheme="majorHAnsi" w:cstheme="majorBidi" w:eastAsiaTheme="majorEastAsia" w:hAnsiTheme="majorHAnsi"/>
       <w:color w:themeColor="accent1" w:themeShade="7f" w:val="243F60"/>
     </w:rPr>
   </w:style>
@@ -4732,7 +4772,7 @@
       <w:outlineLvl w:val="5"/>
     </w:pPr>
     <w:rPr>
-      <w:rFonts w:ascii="Calibri" w:hAnsi="Calibri" w:eastAsia="ＭＳ ゴシック" w:cs="" w:asciiTheme="majorHAnsi" w:cstheme="majorBidi" w:eastAsiaTheme="majorEastAsia" w:hAnsiTheme="majorHAnsi"/>
+      <w:rFonts w:ascii="Calibri" w:hAnsi="Calibri" w:eastAsia="" w:cs="" w:asciiTheme="majorHAnsi" w:cstheme="majorBidi" w:eastAsiaTheme="majorEastAsia" w:hAnsiTheme="majorHAnsi"/>
       <w:i/>
       <w:iCs/>
       <w:color w:themeColor="accent1" w:themeShade="7f" w:val="243F60"/>
@@ -4755,7 +4795,7 @@
       <w:outlineLvl w:val="6"/>
     </w:pPr>
     <w:rPr>
-      <w:rFonts w:ascii="Calibri" w:hAnsi="Calibri" w:eastAsia="ＭＳ ゴシック" w:cs="" w:asciiTheme="majorHAnsi" w:cstheme="majorBidi" w:eastAsiaTheme="majorEastAsia" w:hAnsiTheme="majorHAnsi"/>
+      <w:rFonts w:ascii="Calibri" w:hAnsi="Calibri" w:eastAsia="" w:cs="" w:asciiTheme="majorHAnsi" w:cstheme="majorBidi" w:eastAsiaTheme="majorEastAsia" w:hAnsiTheme="majorHAnsi"/>
       <w:i/>
       <w:iCs/>
       <w:color w:themeColor="text1" w:themeTint="bf" w:val="404040"/>
@@ -4778,7 +4818,7 @@
       <w:outlineLvl w:val="7"/>
     </w:pPr>
     <w:rPr>
-      <w:rFonts w:ascii="Calibri" w:hAnsi="Calibri" w:eastAsia="ＭＳ ゴシック" w:cs="" w:asciiTheme="majorHAnsi" w:cstheme="majorBidi" w:eastAsiaTheme="majorEastAsia" w:hAnsiTheme="majorHAnsi"/>
+      <w:rFonts w:ascii="Calibri" w:hAnsi="Calibri" w:eastAsia="" w:cs="" w:asciiTheme="majorHAnsi" w:cstheme="majorBidi" w:eastAsiaTheme="majorEastAsia" w:hAnsiTheme="majorHAnsi"/>
       <w:color w:themeColor="accent1" w:val="4F81BD"/>
       <w:sz w:val="20"/>
       <w:szCs w:val="20"/>
@@ -4801,7 +4841,7 @@
       <w:outlineLvl w:val="8"/>
     </w:pPr>
     <w:rPr>
-      <w:rFonts w:ascii="Calibri" w:hAnsi="Calibri" w:eastAsia="ＭＳ ゴシック" w:cs="" w:asciiTheme="majorHAnsi" w:cstheme="majorBidi" w:eastAsiaTheme="majorEastAsia" w:hAnsiTheme="majorHAnsi"/>
+      <w:rFonts w:ascii="Calibri" w:hAnsi="Calibri" w:eastAsia="" w:cs="" w:asciiTheme="majorHAnsi" w:cstheme="majorBidi" w:eastAsiaTheme="majorEastAsia" w:hAnsiTheme="majorHAnsi"/>
       <w:i/>
       <w:iCs/>
       <w:color w:themeColor="text1" w:themeTint="bf" w:val="404040"/>
@@ -4843,7 +4883,7 @@
     <w:qFormat/>
     <w:rsid w:val="00fc693f"/>
     <w:rPr>
-      <w:rFonts w:ascii="Calibri" w:hAnsi="Calibri" w:eastAsia="ＭＳ ゴシック" w:cs="" w:asciiTheme="majorHAnsi" w:cstheme="majorBidi" w:eastAsiaTheme="majorEastAsia" w:hAnsiTheme="majorHAnsi"/>
+      <w:rFonts w:ascii="Calibri" w:hAnsi="Calibri" w:eastAsia="" w:cs="" w:asciiTheme="majorHAnsi" w:cstheme="majorBidi" w:eastAsiaTheme="majorEastAsia" w:hAnsiTheme="majorHAnsi"/>
       <w:b/>
       <w:bCs/>
       <w:color w:themeColor="accent1" w:themeShade="bf" w:val="365F91"/>
@@ -4859,7 +4899,7 @@
     <w:qFormat/>
     <w:rsid w:val="00fc693f"/>
     <w:rPr>
-      <w:rFonts w:ascii="Calibri" w:hAnsi="Calibri" w:eastAsia="ＭＳ ゴシック" w:cs="" w:asciiTheme="majorHAnsi" w:cstheme="majorBidi" w:eastAsiaTheme="majorEastAsia" w:hAnsiTheme="majorHAnsi"/>
+      <w:rFonts w:ascii="Calibri" w:hAnsi="Calibri" w:eastAsia="" w:cs="" w:asciiTheme="majorHAnsi" w:cstheme="majorBidi" w:eastAsiaTheme="majorEastAsia" w:hAnsiTheme="majorHAnsi"/>
       <w:b/>
       <w:bCs/>
       <w:color w:themeColor="accent1" w:val="4F81BD"/>
@@ -4875,7 +4915,7 @@
     <w:qFormat/>
     <w:rsid w:val="00fc693f"/>
     <w:rPr>
-      <w:rFonts w:ascii="Calibri" w:hAnsi="Calibri" w:eastAsia="ＭＳ ゴシック" w:cs="" w:asciiTheme="majorHAnsi" w:cstheme="majorBidi" w:eastAsiaTheme="majorEastAsia" w:hAnsiTheme="majorHAnsi"/>
+      <w:rFonts w:ascii="Calibri" w:hAnsi="Calibri" w:eastAsia="" w:cs="" w:asciiTheme="majorHAnsi" w:cstheme="majorBidi" w:eastAsiaTheme="majorEastAsia" w:hAnsiTheme="majorHAnsi"/>
       <w:b/>
       <w:bCs/>
       <w:color w:themeColor="accent1" w:val="4F81BD"/>
@@ -4889,7 +4929,7 @@
     <w:qFormat/>
     <w:rsid w:val="00fc693f"/>
     <w:rPr>
-      <w:rFonts w:ascii="Calibri" w:hAnsi="Calibri" w:eastAsia="ＭＳ ゴシック" w:cs="" w:asciiTheme="majorHAnsi" w:cstheme="majorBidi" w:eastAsiaTheme="majorEastAsia" w:hAnsiTheme="majorHAnsi"/>
+      <w:rFonts w:ascii="Calibri" w:hAnsi="Calibri" w:eastAsia="" w:cs="" w:asciiTheme="majorHAnsi" w:cstheme="majorBidi" w:eastAsiaTheme="majorEastAsia" w:hAnsiTheme="majorHAnsi"/>
       <w:color w:themeColor="text2" w:themeShade="bf" w:val="17365D"/>
       <w:spacing w:val="5"/>
       <w:kern w:val="2"/>
@@ -4905,7 +4945,7 @@
     <w:qFormat/>
     <w:rsid w:val="00fc693f"/>
     <w:rPr>
-      <w:rFonts w:ascii="Calibri" w:hAnsi="Calibri" w:eastAsia="ＭＳ ゴシック" w:cs="" w:asciiTheme="majorHAnsi" w:cstheme="majorBidi" w:eastAsiaTheme="majorEastAsia" w:hAnsiTheme="majorHAnsi"/>
+      <w:rFonts w:ascii="Calibri" w:hAnsi="Calibri" w:eastAsia="" w:cs="" w:asciiTheme="majorHAnsi" w:cstheme="majorBidi" w:eastAsiaTheme="majorEastAsia" w:hAnsiTheme="majorHAnsi"/>
       <w:i/>
       <w:iCs/>
       <w:color w:themeColor="accent1" w:val="4F81BD"/>
@@ -4978,7 +5018,7 @@
     <w:qFormat/>
     <w:rsid w:val="00fc693f"/>
     <w:rPr>
-      <w:rFonts w:ascii="Calibri" w:hAnsi="Calibri" w:eastAsia="ＭＳ ゴシック" w:cs="" w:asciiTheme="majorHAnsi" w:cstheme="majorBidi" w:eastAsiaTheme="majorEastAsia" w:hAnsiTheme="majorHAnsi"/>
+      <w:rFonts w:ascii="Calibri" w:hAnsi="Calibri" w:eastAsia="" w:cs="" w:asciiTheme="majorHAnsi" w:cstheme="majorBidi" w:eastAsiaTheme="majorEastAsia" w:hAnsiTheme="majorHAnsi"/>
       <w:b/>
       <w:bCs/>
       <w:i/>
@@ -4995,7 +5035,7 @@
     <w:qFormat/>
     <w:rsid w:val="00fc693f"/>
     <w:rPr>
-      <w:rFonts w:ascii="Calibri" w:hAnsi="Calibri" w:eastAsia="ＭＳ ゴシック" w:cs="" w:asciiTheme="majorHAnsi" w:cstheme="majorBidi" w:eastAsiaTheme="majorEastAsia" w:hAnsiTheme="majorHAnsi"/>
+      <w:rFonts w:ascii="Calibri" w:hAnsi="Calibri" w:eastAsia="" w:cs="" w:asciiTheme="majorHAnsi" w:cstheme="majorBidi" w:eastAsiaTheme="majorEastAsia" w:hAnsiTheme="majorHAnsi"/>
       <w:color w:themeColor="accent1" w:themeShade="7f" w:val="243F60"/>
     </w:rPr>
   </w:style>
@@ -5008,7 +5048,7 @@
     <w:qFormat/>
     <w:rsid w:val="00fc693f"/>
     <w:rPr>
-      <w:rFonts w:ascii="Calibri" w:hAnsi="Calibri" w:eastAsia="ＭＳ ゴシック" w:cs="" w:asciiTheme="majorHAnsi" w:cstheme="majorBidi" w:eastAsiaTheme="majorEastAsia" w:hAnsiTheme="majorHAnsi"/>
+      <w:rFonts w:ascii="Calibri" w:hAnsi="Calibri" w:eastAsia="" w:cs="" w:asciiTheme="majorHAnsi" w:cstheme="majorBidi" w:eastAsiaTheme="majorEastAsia" w:hAnsiTheme="majorHAnsi"/>
       <w:i/>
       <w:iCs/>
       <w:color w:themeColor="accent1" w:themeShade="7f" w:val="243F60"/>
@@ -5023,7 +5063,7 @@
     <w:qFormat/>
     <w:rsid w:val="00fc693f"/>
     <w:rPr>
-      <w:rFonts w:ascii="Calibri" w:hAnsi="Calibri" w:eastAsia="ＭＳ ゴシック" w:cs="" w:asciiTheme="majorHAnsi" w:cstheme="majorBidi" w:eastAsiaTheme="majorEastAsia" w:hAnsiTheme="majorHAnsi"/>
+      <w:rFonts w:ascii="Calibri" w:hAnsi="Calibri" w:eastAsia="" w:cs="" w:asciiTheme="majorHAnsi" w:cstheme="majorBidi" w:eastAsiaTheme="majorEastAsia" w:hAnsiTheme="majorHAnsi"/>
       <w:i/>
       <w:iCs/>
       <w:color w:themeColor="text1" w:themeTint="bf" w:val="404040"/>
@@ -5038,7 +5078,7 @@
     <w:qFormat/>
     <w:rsid w:val="00fc693f"/>
     <w:rPr>
-      <w:rFonts w:ascii="Calibri" w:hAnsi="Calibri" w:eastAsia="ＭＳ ゴシック" w:cs="" w:asciiTheme="majorHAnsi" w:cstheme="majorBidi" w:eastAsiaTheme="majorEastAsia" w:hAnsiTheme="majorHAnsi"/>
+      <w:rFonts w:ascii="Calibri" w:hAnsi="Calibri" w:eastAsia="" w:cs="" w:asciiTheme="majorHAnsi" w:cstheme="majorBidi" w:eastAsiaTheme="majorEastAsia" w:hAnsiTheme="majorHAnsi"/>
       <w:color w:themeColor="accent1" w:val="4F81BD"/>
       <w:sz w:val="20"/>
       <w:szCs w:val="20"/>
@@ -5053,7 +5093,7 @@
     <w:qFormat/>
     <w:rsid w:val="00fc693f"/>
     <w:rPr>
-      <w:rFonts w:ascii="Calibri" w:hAnsi="Calibri" w:eastAsia="ＭＳ ゴシック" w:cs="" w:asciiTheme="majorHAnsi" w:cstheme="majorBidi" w:eastAsiaTheme="majorEastAsia" w:hAnsiTheme="majorHAnsi"/>
+      <w:rFonts w:ascii="Calibri" w:hAnsi="Calibri" w:eastAsia="" w:cs="" w:asciiTheme="majorHAnsi" w:cstheme="majorBidi" w:eastAsiaTheme="majorEastAsia" w:hAnsiTheme="majorHAnsi"/>
       <w:i/>
       <w:iCs/>
       <w:color w:themeColor="text1" w:themeTint="bf" w:val="404040"/>
@@ -5283,12 +5323,13 @@
     <w:rsid w:val="00fc693f"/>
     <w:pPr>
       <w:widowControl/>
+      <w:suppressAutoHyphens w:val="true"/>
       <w:bidi w:val="0"/>
       <w:spacing w:lineRule="auto" w:line="240" w:before="0" w:after="0"/>
       <w:jc w:val="start"/>
     </w:pPr>
     <w:rPr>
-      <w:rFonts w:ascii="Cambria" w:hAnsi="Cambria" w:eastAsia="ＭＳ 明朝" w:cs="" w:asciiTheme="minorHAnsi" w:cstheme="minorBidi" w:eastAsiaTheme="minorEastAsia" w:hAnsiTheme="minorHAnsi"/>
+      <w:rFonts w:ascii="Cambria" w:hAnsi="Cambria" w:eastAsia="" w:cs="" w:asciiTheme="minorHAnsi" w:cstheme="minorBidi" w:eastAsiaTheme="minorEastAsia" w:hAnsiTheme="minorHAnsi"/>
       <w:color w:val="auto"/>
       <w:kern w:val="0"/>
       <w:sz w:val="22"/>
@@ -5312,7 +5353,7 @@
       <w:contextualSpacing/>
     </w:pPr>
     <w:rPr>
-      <w:rFonts w:ascii="Calibri" w:hAnsi="Calibri" w:eastAsia="ＭＳ ゴシック" w:cs="" w:asciiTheme="majorHAnsi" w:cstheme="majorBidi" w:eastAsiaTheme="majorEastAsia" w:hAnsiTheme="majorHAnsi"/>
+      <w:rFonts w:ascii="Calibri" w:hAnsi="Calibri" w:eastAsia="" w:cs="" w:asciiTheme="majorHAnsi" w:cstheme="majorBidi" w:eastAsiaTheme="majorEastAsia" w:hAnsiTheme="majorHAnsi"/>
       <w:color w:themeColor="text2" w:themeShade="bf" w:val="17365D"/>
       <w:spacing w:val="5"/>
       <w:kern w:val="2"/>
@@ -5330,7 +5371,7 @@
     <w:rsid w:val="00fc693f"/>
     <w:pPr/>
     <w:rPr>
-      <w:rFonts w:ascii="Calibri" w:hAnsi="Calibri" w:eastAsia="ＭＳ ゴシック" w:cs="" w:asciiTheme="majorHAnsi" w:cstheme="majorBidi" w:eastAsiaTheme="majorEastAsia" w:hAnsiTheme="majorHAnsi"/>
+      <w:rFonts w:ascii="Calibri" w:hAnsi="Calibri" w:eastAsia="" w:cs="" w:asciiTheme="majorHAnsi" w:cstheme="majorBidi" w:eastAsiaTheme="majorEastAsia" w:hAnsiTheme="majorHAnsi"/>
       <w:i/>
       <w:iCs/>
       <w:color w:themeColor="accent1" w:val="4F81BD"/>
@@ -5563,12 +5604,13 @@
         <w:tab w:val="left" w:pos="3456" w:leader="none"/>
         <w:tab w:val="left" w:pos="4032" w:leader="none"/>
       </w:tabs>
+      <w:suppressAutoHyphens w:val="true"/>
       <w:bidi w:val="0"/>
       <w:spacing w:lineRule="auto" w:line="276" w:before="0" w:after="200"/>
       <w:jc w:val="start"/>
     </w:pPr>
     <w:rPr>
-      <w:rFonts w:ascii="Courier" w:hAnsi="Courier" w:eastAsia="ＭＳ 明朝" w:cs="" w:cstheme="minorBidi" w:eastAsiaTheme="minorEastAsia"/>
+      <w:rFonts w:ascii="Courier" w:hAnsi="Courier" w:eastAsia="" w:cs="" w:cstheme="minorBidi" w:eastAsiaTheme="minorEastAsia"/>
       <w:color w:val="auto"/>
       <w:kern w:val="0"/>
       <w:sz w:val="20"/>
@@ -8766,7 +8808,6 @@
       <w:pPr>
         <w:spacing w:before="0" w:after="0" w:line="240" w:lineRule="auto"/>
       </w:pPr>
-      <w:rPr/>
       <w:tblPr/>
       <w:tcPr>
         <w:tcBorders>
@@ -8912,7 +8953,6 @@
       <w:pPr>
         <w:spacing w:before="0" w:after="0" w:line="240" w:lineRule="auto"/>
       </w:pPr>
-      <w:rPr/>
       <w:tblPr/>
       <w:tcPr>
         <w:tcBorders>
@@ -9058,7 +9098,6 @@
       <w:pPr>
         <w:spacing w:before="0" w:after="0" w:line="240" w:lineRule="auto"/>
       </w:pPr>
-      <w:rPr/>
       <w:tblPr/>
       <w:tcPr>
         <w:tcBorders>
@@ -9204,7 +9243,6 @@
       <w:pPr>
         <w:spacing w:before="0" w:after="0" w:line="240" w:lineRule="auto"/>
       </w:pPr>
-      <w:rPr/>
       <w:tblPr/>
       <w:tcPr>
         <w:tcBorders>
@@ -9350,7 +9388,6 @@
       <w:pPr>
         <w:spacing w:before="0" w:after="0" w:line="240" w:lineRule="auto"/>
       </w:pPr>
-      <w:rPr/>
       <w:tblPr/>
       <w:tcPr>
         <w:tcBorders>
@@ -9496,7 +9533,6 @@
       <w:pPr>
         <w:spacing w:before="0" w:after="0" w:line="240" w:lineRule="auto"/>
       </w:pPr>
-      <w:rPr/>
       <w:tblPr/>
       <w:tcPr>
         <w:tcBorders>
@@ -9642,7 +9678,6 @@
       <w:pPr>
         <w:spacing w:before="0" w:after="0" w:line="240" w:lineRule="auto"/>
       </w:pPr>
-      <w:rPr/>
       <w:tblPr/>
       <w:tcPr>
         <w:tcBorders>

--- a/Week_01/Day_05/Lab/Day_05_Lab_Guide.docx
+++ b/Week_01/Day_05/Lab/Day_05_Lab_Guide.docx
@@ -580,12 +580,7 @@
         <w:spacing w:after="60"/>
       </w:pPr>
       <w:r>
-        <w:rPr>
-          <w:rFonts w:ascii="Consolas" w:hAnsi="Consolas" w:eastAsia="Consolas"/>
-          <w:color w:val="282828"/>
-          <w:sz w:val="18"/>
-        </w:rPr>
-        <w:t>type input\logistics_batch.csv</w:t>
+        <w:t>python -c "from pathlib import Path; print(Path('input/logistics_batch.csv').read_text())"</w:t>
       </w:r>
     </w:p>
     <w:p>
@@ -677,12 +672,7 @@
         <w:spacing w:after="60"/>
       </w:pPr>
       <w:r>
-        <w:rPr>
-          <w:rFonts w:ascii="Consolas" w:hAnsi="Consolas" w:eastAsia="Consolas"/>
-          <w:color w:val="282828"/>
-          <w:sz w:val="18"/>
-        </w:rPr>
-        <w:t>Get-Content setup_orders_cdc_source.sql | docker compose exec -T postgres psql -U debezium -d ordersdb</w:t>
+        <w:t>docker compose exec -T postgres psql -U debezium -d ordersdb &lt; setup_orders_cdc_source.sql</w:t>
       </w:r>
     </w:p>
     <w:p>
@@ -787,12 +777,7 @@
         <w:spacing w:after="60"/>
       </w:pPr>
       <w:r>
-        <w:rPr>
-          <w:rFonts w:ascii="Consolas" w:hAnsi="Consolas" w:eastAsia="Consolas"/>
-          <w:color w:val="282828"/>
-          <w:sz w:val="18"/>
-        </w:rPr>
-        <w:t>powershell -Command "Invoke-RestMethod http://localhost:8083/connectors | ConvertTo-Json"</w:t>
+        <w:t>curl -s http://localhost:8083/connectors | python -m json.tool</w:t>
       </w:r>
     </w:p>
     <w:p>
@@ -800,12 +785,7 @@
         <w:spacing w:after="60"/>
       </w:pPr>
       <w:r>
-        <w:rPr>
-          <w:rFonts w:ascii="Consolas" w:hAnsi="Consolas" w:eastAsia="Consolas"/>
-          <w:color w:val="282828"/>
-          <w:sz w:val="18"/>
-        </w:rPr>
-        <w:t>powershell -Command "Invoke-RestMethod http://localhost:8083/connectors/orders-connector/status | ConvertTo-Json -Depth 10"</w:t>
+        <w:t>curl -s http://localhost:8083/connectors/orders-connector/status | python -m json.tool</w:t>
       </w:r>
     </w:p>
     <w:p>
@@ -949,12 +929,7 @@
         <w:spacing w:after="60"/>
       </w:pPr>
       <w:r>
-        <w:rPr>
-          <w:rFonts w:ascii="Consolas" w:hAnsi="Consolas" w:eastAsia="Consolas"/>
-          <w:color w:val="282828"/>
-          <w:sz w:val="18"/>
-        </w:rPr>
-        <w:t>Get-Content orders_cdc_mutations.sql | docker compose exec -T postgres psql -U debezium -d ordersdb</w:t>
+        <w:t>docker compose exec -T postgres psql -U debezium -d ordersdb &lt; orders_cdc_mutations.sql</w:t>
       </w:r>
     </w:p>
     <w:p>
@@ -1392,6 +1367,7 @@
       </w:r>
     </w:p>
     <w:p>
+      <w:r/>
       <w:r>
         <w:rPr>
           <w:b/>
@@ -1399,7 +1375,7 @@
         <w:t xml:space="preserve">Explanation: </w:t>
       </w:r>
       <w:r>
-        <w:t>The file uses recommended_policy values. The pipeline adds a decision field so learners can see the ACCEPT/REJECT style result.</w:t>
+        <w:t>input/schema_change_proposals.json is only the proposal list. The actual checker is schema_evolution_checker.py, which registers a baseline Avro order contract in Schema Registry and calls the compatibility API for each proposed schema change.</w:t>
       </w:r>
     </w:p>
     <w:p>
@@ -1886,12 +1862,7 @@
         <w:spacing w:after="60"/>
       </w:pPr>
       <w:r>
-        <w:rPr>
-          <w:rFonts w:ascii="Consolas" w:hAnsi="Consolas" w:eastAsia="Consolas"/>
-          <w:color w:val="282828"/>
-          <w:sz w:val="18"/>
-        </w:rPr>
-        <w:t>Get-Content setup_orders_cdc_source.sql | docker compose exec -T postgres psql -U debezium -d ordersdb</w:t>
+        <w:t>docker compose exec -T postgres psql -U debezium -d ordersdb &lt; setup_orders_cdc_source.sql</w:t>
       </w:r>
     </w:p>
     <w:p>
@@ -1912,12 +1883,7 @@
         <w:spacing w:after="60"/>
       </w:pPr>
       <w:r>
-        <w:rPr>
-          <w:rFonts w:ascii="Consolas" w:hAnsi="Consolas" w:eastAsia="Consolas"/>
-          <w:color w:val="282828"/>
-          <w:sz w:val="18"/>
-        </w:rPr>
-        <w:t>Get-Content orders_cdc_mutations.sql | docker compose exec -T postgres psql -U debezium -d ordersdb</w:t>
+        <w:t>docker compose exec -T postgres psql -U debezium -d ordersdb &lt; orders_cdc_mutations.sql</w:t>
       </w:r>
     </w:p>
     <w:p>
@@ -1944,6 +1910,540 @@
           <w:sz w:val="18"/>
         </w:rPr>
         <w:t>python clickstream_producer.py --run-id live-clickstream-1</w:t>
+      </w:r>
+    </w:p>
+    <w:p>
+      <w:pPr>
+        <w:pStyle w:val="Heading1"/>
+      </w:pPr>
+      <w:r>
+        <w:t>ETL Pipeline Purpose in This Lab</w:t>
+      </w:r>
+    </w:p>
+    <w:p>
+      <w:r>
+        <w:rPr>
+          <w:b/>
+        </w:rPr>
+        <w:t xml:space="preserve">Purpose: </w:t>
+      </w:r>
+      <w:r>
+        <w:t>The ETL pipeline is the controlled path from source systems to trusted analytics. In this lab, PostgreSQL and MySQL are operational sources, Kafka is the ingestion backbone, Bronze preserves raw events with offsets for replay, Silver applies validation and current-state logic, Gold publishes business metrics, Schema Registry documents contracts, and the Kafka DLQ preserves invalid records for recovery.</w:t>
+      </w:r>
+    </w:p>
+    <w:p>
+      <w:pPr>
+        <w:pStyle w:val="Heading1"/>
+      </w:pPr>
+      <w:r>
+        <w:t>Exercise 11 - Register contracts in Schema Registry</w:t>
+      </w:r>
+    </w:p>
+    <w:p>
+      <w:r>
+        <w:rPr>
+          <w:b/>
+        </w:rPr>
+        <w:t xml:space="preserve">Objective: </w:t>
+      </w:r>
+      <w:r>
+        <w:t>Populate Schema Registry with the contracts used by the lab topics.</w:t>
+      </w:r>
+    </w:p>
+    <w:p>
+      <w:r>
+        <w:rPr>
+          <w:b/>
+        </w:rPr>
+        <w:t xml:space="preserve">Explanation: </w:t>
+      </w:r>
+      <w:r>
+        <w:t>JSON and Debezium flows do not automatically register Schema Registry subjects. This explicit step turns the registry into a visible contract catalog for orders, inventory, clickstream, logistics, and DLQ payloads.</w:t>
+      </w:r>
+    </w:p>
+    <w:p>
+      <w:r>
+        <w:rPr>
+          <w:b/>
+        </w:rPr>
+        <w:t>Commands:</w:t>
+      </w:r>
+    </w:p>
+    <w:p>
+      <w:r>
+        <w:rPr>
+          <w:rFonts w:ascii="Consolas" w:hAnsi="Consolas" w:eastAsia="Consolas"/>
+          <w:sz w:val="18"/>
+        </w:rPr>
+        <w:t>python register_schema_contracts.py</w:t>
+      </w:r>
+    </w:p>
+    <w:p>
+      <w:r>
+        <w:t>curl -s http://localhost:8081/subjects | python -m json.tool</w:t>
+      </w:r>
+    </w:p>
+    <w:p>
+      <w:r>
+        <w:rPr>
+          <w:b/>
+        </w:rPr>
+        <w:t xml:space="preserve">Expected output: </w:t>
+      </w:r>
+      <w:r>
+        <w:t>Subjects appear for northstar.orders.public.orders-value, northstar.inventory.inventorydb.inventory-value, northstar.clickstream.events-value, northstar.logistics.csv-value, and northstar.ingestion.dlq-value.</w:t>
+      </w:r>
+    </w:p>
+    <w:p>
+      <w:r>
+        <w:rPr>
+          <w:b/>
+        </w:rPr>
+        <w:t xml:space="preserve">Mini exercise: </w:t>
+      </w:r>
+      <w:r>
+        <w:t>Why was Schema Registry empty before this step?</w:t>
+      </w:r>
+    </w:p>
+    <w:p>
+      <w:r>
+        <w:rPr>
+          <w:b/>
+        </w:rPr>
+        <w:t xml:space="preserve">Solution: </w:t>
+      </w:r>
+      <w:r>
+        <w:t>The active producers were using JSON without Schema Registry serializers, so no subject was registered automatically.</w:t>
+      </w:r>
+    </w:p>
+    <w:p>
+      <w:pPr>
+        <w:pStyle w:val="Heading1"/>
+      </w:pPr>
+      <w:r>
+        <w:t>Exercise 12 - Publish quarantine records to the Kafka DLQ topic</w:t>
+      </w:r>
+    </w:p>
+    <w:p>
+      <w:r>
+        <w:rPr>
+          <w:b/>
+        </w:rPr>
+        <w:t xml:space="preserve">Objective: </w:t>
+      </w:r>
+      <w:r>
+        <w:t>Move local quarantine records into the Kafka DLQ topic so Kafka UI shows real DLQ messages.</w:t>
+      </w:r>
+    </w:p>
+    <w:p>
+      <w:r>
+        <w:rPr>
+          <w:b/>
+        </w:rPr>
+        <w:t xml:space="preserve">Explanation: </w:t>
+      </w:r>
+      <w:r>
+        <w:t>The medallion pipeline writes invalid logistics records to outputs/quarantine first. Publishing them to northstar.ingestion.dlq makes the recovery workflow visible in Kafka.</w:t>
+      </w:r>
+    </w:p>
+    <w:p>
+      <w:r>
+        <w:rPr>
+          <w:b/>
+        </w:rPr>
+        <w:t>Commands:</w:t>
+      </w:r>
+    </w:p>
+    <w:p>
+      <w:r>
+        <w:rPr>
+          <w:rFonts w:ascii="Consolas" w:hAnsi="Consolas" w:eastAsia="Consolas"/>
+          <w:sz w:val="18"/>
+        </w:rPr>
+        <w:t>python medallion_pipeline.py all-kafka --run-id logistics-demo</w:t>
+      </w:r>
+    </w:p>
+    <w:p>
+      <w:r>
+        <w:rPr>
+          <w:rFonts w:ascii="Consolas" w:hAnsi="Consolas" w:eastAsia="Consolas"/>
+          <w:sz w:val="18"/>
+        </w:rPr>
+        <w:t>python medallion_pipeline.py publish-dlq</w:t>
+      </w:r>
+    </w:p>
+    <w:p>
+      <w:r>
+        <w:rPr>
+          <w:rFonts w:ascii="Consolas" w:hAnsi="Consolas" w:eastAsia="Consolas"/>
+          <w:sz w:val="18"/>
+        </w:rPr>
+        <w:t>docker compose exec -T kafka kafka-console-consumer --bootstrap-server kafka:29092 --topic northstar.ingestion.dlq --from-beginning --timeout-ms 5000 --property print.key=true --max-messages 10</w:t>
+      </w:r>
+    </w:p>
+    <w:p>
+      <w:r>
+        <w:rPr>
+          <w:b/>
+        </w:rPr>
+        <w:t xml:space="preserve">Expected output: </w:t>
+      </w:r>
+      <w:r>
+        <w:t>Two DLQ messages are visible: one for missing shipment_id plus unknown order_id, and one for unknown order_id.</w:t>
+      </w:r>
+    </w:p>
+    <w:p>
+      <w:r>
+        <w:rPr>
+          <w:b/>
+        </w:rPr>
+        <w:t xml:space="preserve">Mini exercise: </w:t>
+      </w:r>
+      <w:r>
+        <w:t>Why keep both outputs/quarantine and a Kafka DLQ topic?</w:t>
+      </w:r>
+    </w:p>
+    <w:p>
+      <w:r>
+        <w:rPr>
+          <w:b/>
+        </w:rPr>
+        <w:t xml:space="preserve">Solution: </w:t>
+      </w:r>
+      <w:r>
+        <w:t>The file is easy to inspect and test locally; the Kafka topic is the realistic operational place for replay and monitoring.</w:t>
+      </w:r>
+    </w:p>
+    <w:p>
+      <w:pPr>
+        <w:pStyle w:val="Heading1"/>
+      </w:pPr>
+      <w:r>
+        <w:t>Exercise 13 - Use MySQL as a second Debezium CDC source</w:t>
+      </w:r>
+    </w:p>
+    <w:p>
+      <w:r>
+        <w:rPr>
+          <w:b/>
+        </w:rPr>
+        <w:t xml:space="preserve">Objective: </w:t>
+      </w:r>
+      <w:r>
+        <w:t>Register inventory-connector, mutate MySQL inventory rows, and consume inventory CDC into Bronze and Silver.</w:t>
+      </w:r>
+    </w:p>
+    <w:p>
+      <w:r>
+        <w:rPr>
+          <w:b/>
+        </w:rPr>
+        <w:t xml:space="preserve">Explanation: </w:t>
+      </w:r>
+      <w:r>
+        <w:t>This proves the ingestion design is not limited to one database. PostgreSQL feeds order CDC and MySQL feeds inventory CDC through the same Kafka Connect pattern.</w:t>
+      </w:r>
+    </w:p>
+    <w:p>
+      <w:r>
+        <w:rPr>
+          <w:b/>
+        </w:rPr>
+        <w:t>Commands:</w:t>
+      </w:r>
+    </w:p>
+    <w:p>
+      <w:r>
+        <w:rPr>
+          <w:rFonts w:ascii="Consolas" w:hAnsi="Consolas" w:eastAsia="Consolas"/>
+          <w:sz w:val="18"/>
+        </w:rPr>
+        <w:t>python register_connectors.py inventory-connector.json</w:t>
+      </w:r>
+    </w:p>
+    <w:p>
+      <w:r>
+        <w:t>docker compose exec -T mysql mysql -uroot -pdbz &lt; inventory_cdc_mutations.sql</w:t>
+      </w:r>
+    </w:p>
+    <w:p>
+      <w:r>
+        <w:rPr>
+          <w:rFonts w:ascii="Consolas" w:hAnsi="Consolas" w:eastAsia="Consolas"/>
+          <w:sz w:val="18"/>
+        </w:rPr>
+        <w:t>python medallion_pipeline.py inventory-debezium</w:t>
+      </w:r>
+    </w:p>
+    <w:p>
+      <w:r>
+        <w:rPr>
+          <w:rFonts w:ascii="Consolas" w:hAnsi="Consolas" w:eastAsia="Consolas"/>
+          <w:sz w:val="18"/>
+        </w:rPr>
+        <w:t>python -m json.tool outputs/bronze/inventory_cdc.json</w:t>
+      </w:r>
+    </w:p>
+    <w:p>
+      <w:r>
+        <w:rPr>
+          <w:rFonts w:ascii="Consolas" w:hAnsi="Consolas" w:eastAsia="Consolas"/>
+          <w:sz w:val="18"/>
+        </w:rPr>
+        <w:t>python -c "import csv; print(list(csv.DictReader(open('outputs/silver/inventory_current.csv'))))"</w:t>
+      </w:r>
+    </w:p>
+    <w:p>
+      <w:r>
+        <w:rPr>
+          <w:b/>
+        </w:rPr>
+        <w:t xml:space="preserve">Expected output: </w:t>
+      </w:r>
+      <w:r>
+        <w:t>Bronze inventory records include op values r, c, u, and d plus Kafka metadata. Silver inventory_current keeps Widget A, updated Widget B, and inserted Widget D while deleted Widget C is removed.</w:t>
+      </w:r>
+    </w:p>
+    <w:p>
+      <w:r>
+        <w:rPr>
+          <w:b/>
+        </w:rPr>
+        <w:t xml:space="preserve">Mini exercise: </w:t>
+      </w:r>
+      <w:r>
+        <w:t>What does the MySQL connector add to the lab architecture?</w:t>
+      </w:r>
+    </w:p>
+    <w:p>
+      <w:r>
+        <w:rPr>
+          <w:b/>
+        </w:rPr>
+        <w:t xml:space="preserve">Solution: </w:t>
+      </w:r>
+      <w:r>
+        <w:t>It demonstrates multi-source ingestion: separate operational databases can publish CDC into Kafka and land in the same medallion pattern.</w:t>
+      </w:r>
+    </w:p>
+    <w:p>
+      <w:pPr>
+        <w:pStyle w:val="Heading1"/>
+      </w:pPr>
+      <w:r>
+        <w:t>Schema Registry Versus Proposal Files</w:t>
+      </w:r>
+    </w:p>
+    <w:p>
+      <w:r>
+        <w:rPr>
+          <w:b/>
+        </w:rPr>
+        <w:t xml:space="preserve">Important clarification: </w:t>
+      </w:r>
+      <w:r>
+        <w:t>python -m json.tool input/schema_change_proposals.json only displays the proposed changes and the intended teaching rationale. It does not check anything. The real check is performed by schema_evolution_checker.py against Schema Registry compatibility APIs.</w:t>
+      </w:r>
+    </w:p>
+    <w:p>
+      <w:pPr>
+        <w:pStyle w:val="Heading1"/>
+      </w:pPr>
+      <w:r>
+        <w:t>Exercise 14 - Run a real Schema Registry compatibility check</w:t>
+      </w:r>
+    </w:p>
+    <w:p>
+      <w:r>
+        <w:rPr>
+          <w:b/>
+        </w:rPr>
+        <w:t xml:space="preserve">Objective: </w:t>
+      </w:r>
+      <w:r>
+        <w:t>Use Schema Registry to decide whether proposed order contract changes are compatible.</w:t>
+      </w:r>
+    </w:p>
+    <w:p>
+      <w:r>
+        <w:rPr>
+          <w:b/>
+        </w:rPr>
+        <w:t xml:space="preserve">Explanation: </w:t>
+      </w:r>
+      <w:r>
+        <w:t>The checker registers a baseline Avro order event contract as northstar.orders.contract-value, sets FULL_TRANSITIVE compatibility, and tests each proposed schema with the Schema Registry compatibility endpoint.</w:t>
+      </w:r>
+    </w:p>
+    <w:p>
+      <w:r>
+        <w:rPr>
+          <w:b/>
+        </w:rPr>
+        <w:t>Commands:</w:t>
+      </w:r>
+    </w:p>
+    <w:p>
+      <w:r>
+        <w:rPr>
+          <w:rFonts w:ascii="Consolas" w:hAnsi="Consolas" w:eastAsia="Consolas"/>
+          <w:sz w:val="18"/>
+        </w:rPr>
+        <w:t>python schema_evolution_checker.py</w:t>
+      </w:r>
+    </w:p>
+    <w:p>
+      <w:r>
+        <w:rPr>
+          <w:rFonts w:ascii="Consolas" w:hAnsi="Consolas" w:eastAsia="Consolas"/>
+          <w:sz w:val="18"/>
+        </w:rPr>
+        <w:t>python -m json.tool outputs/silver/schema_registry_compatibility_checks.json</w:t>
+      </w:r>
+    </w:p>
+    <w:p>
+      <w:r>
+        <w:t>curl -s http://localhost:8081/subjects | python -m json.tool</w:t>
+      </w:r>
+    </w:p>
+    <w:p>
+      <w:r>
+        <w:rPr>
+          <w:b/>
+        </w:rPr>
+        <w:t xml:space="preserve">Expected output: </w:t>
+      </w:r>
+      <w:r>
+        <w:t>The output decisions are ACCEPT, REJECT, ACCEPT. Schema Registry includes subject northstar.orders.contract-value.</w:t>
+      </w:r>
+    </w:p>
+    <w:p>
+      <w:r>
+        <w:rPr>
+          <w:b/>
+        </w:rPr>
+        <w:t xml:space="preserve">Mini exercise: </w:t>
+      </w:r>
+      <w:r>
+        <w:t>What is the difference between input/schema_change_proposals.json and schema_evolution_checker.py?</w:t>
+      </w:r>
+    </w:p>
+    <w:p>
+      <w:r>
+        <w:rPr>
+          <w:b/>
+        </w:rPr>
+        <w:t xml:space="preserve">Solution: </w:t>
+      </w:r>
+      <w:r>
+        <w:t>The JSON file is the proposal input. The checker is the executable validation step that calls Schema Registry and writes actual compatibility results.</w:t>
+      </w:r>
+    </w:p>
+    <w:p>
+      <w:pPr>
+        <w:pStyle w:val="Heading1"/>
+      </w:pPr>
+      <w:r>
+        <w:t>Exercise 15 - Produce and consume logistics records with Avro</w:t>
+      </w:r>
+    </w:p>
+    <w:p>
+      <w:r>
+        <w:rPr>
+          <w:b/>
+        </w:rPr>
+        <w:t xml:space="preserve">Objective: </w:t>
+      </w:r>
+      <w:r>
+        <w:t>Use Schema Registry serializers for logistics records instead of plain JSON.</w:t>
+      </w:r>
+    </w:p>
+    <w:p>
+      <w:r>
+        <w:rPr>
+          <w:b/>
+        </w:rPr>
+        <w:t xml:space="preserve">Explanation: </w:t>
+      </w:r>
+      <w:r>
+        <w:t>The Avro producer reads input/logistics_batch.csv, validates required logistics fields, publishes valid records to northstar.logistics.avro, registers the Avro subject northstar.logistics.avro-value, and sends schema-invalid rows to northstar.ingestion.dlq. The consumer reads Avro messages through Schema Registry and writes proof records to outputs/bronze/logistics_avro.json.</w:t>
+      </w:r>
+    </w:p>
+    <w:p>
+      <w:r>
+        <w:rPr>
+          <w:b/>
+        </w:rPr>
+        <w:t>Commands:</w:t>
+      </w:r>
+    </w:p>
+    <w:p>
+      <w:r>
+        <w:rPr>
+          <w:rFonts w:ascii="Consolas" w:hAnsi="Consolas" w:eastAsia="Consolas"/>
+          <w:sz w:val="18"/>
+        </w:rPr>
+        <w:t>python -m pip install "confluent-kafka[avro,json,protobuf]"</w:t>
+      </w:r>
+    </w:p>
+    <w:p>
+      <w:r>
+        <w:t>python avro_logistics_producer.py --run-id avro-demo-1</w:t>
+      </w:r>
+    </w:p>
+    <w:p>
+      <w:r>
+        <w:t>python avro_logistics_consumer.py --run-id avro-demo-1 --max-records 10</w:t>
+      </w:r>
+    </w:p>
+    <w:p>
+      <w:r/>
+    </w:p>
+    <w:p>
+      <w:r>
+        <w:rPr>
+          <w:rFonts w:ascii="Consolas" w:hAnsi="Consolas" w:eastAsia="Consolas"/>
+          <w:sz w:val="18"/>
+        </w:rPr>
+        <w:t>python -m json.tool outputs/bronze/logistics_avro.json</w:t>
+      </w:r>
+    </w:p>
+    <w:p>
+      <w:r>
+        <w:t>curl -s http://localhost:8081/subjects | python -m json.tool</w:t>
+      </w:r>
+    </w:p>
+    <w:p>
+      <w:r>
+        <w:rPr>
+          <w:b/>
+        </w:rPr>
+        <w:t xml:space="preserve">Expected output: </w:t>
+      </w:r>
+      <w:r>
+        <w:t>Three valid Avro logistics records are consumed. One row with missing shipment_id is sent to the Kafka DLQ. Schema Registry shows northstar.logistics.avro-value.</w:t>
+      </w:r>
+    </w:p>
+    <w:p>
+      <w:r>
+        <w:rPr>
+          <w:b/>
+        </w:rPr>
+        <w:t xml:space="preserve">Mini exercise: </w:t>
+      </w:r>
+      <w:r>
+        <w:t>Why does the Avro producer reject the missing shipment_id row before producing to the Avro topic?</w:t>
+      </w:r>
+    </w:p>
+    <w:p>
+      <w:r>
+        <w:rPr>
+          <w:b/>
+        </w:rPr>
+        <w:t xml:space="preserve">Solution: </w:t>
+      </w:r>
+      <w:r>
+        <w:t>The Avro topic should contain records that satisfy the declared event contract. Invalid rows go to the DLQ so they can be inspected and replayed after correction.</w:t>
       </w:r>
     </w:p>
     <w:sectPr>
